--- a/APLOS/POPResources/Templates/IssueRequestReport20201.docx
+++ b/APLOS/POPResources/Templates/IssueRequestReport20201.docx
@@ -2,266 +2,15 @@
 <file path=word/document.xml><?xml version="1.0" encoding="utf-8"?>
 <w:document xmlns:wpc="http://schemas.microsoft.com/office/word/2010/wordprocessingCanvas" xmlns:mc="http://schemas.openxmlformats.org/markup-compatibility/2006" xmlns:o="urn:schemas-microsoft-com:office:office" xmlns:r="http://schemas.openxmlformats.org/officeDocument/2006/relationships" xmlns:m="http://schemas.openxmlformats.org/officeDocument/2006/math" xmlns:v="urn:schemas-microsoft-com:vml" xmlns:wp14="http://schemas.microsoft.com/office/word/2010/wordprocessingDrawing" xmlns:wp="http://schemas.openxmlformats.org/drawingml/2006/wordprocessingDrawing" xmlns:w10="urn:schemas-microsoft-com:office:word" xmlns:w="http://schemas.openxmlformats.org/wordprocessingml/2006/main" xmlns:w14="http://schemas.microsoft.com/office/word/2010/wordml" xmlns:wpg="http://schemas.microsoft.com/office/word/2010/wordprocessingGroup" xmlns:wpi="http://schemas.microsoft.com/office/word/2010/wordprocessingInk" xmlns:wne="http://schemas.microsoft.com/office/word/2006/wordml" xmlns:wps="http://schemas.microsoft.com/office/word/2010/wordprocessingShape" mc:Ignorable="w14 wp14">
   <w:body>
-    <w:p>
-      <w:pPr>
-        <w:jc w:val="both"/>
-        <w:rPr>
-          <w:noProof/>
-        </w:rPr>
-      </w:pPr>
-      <w:r>
-        <w:rPr>
-          <w:rFonts w:ascii="Arial Narrow" w:hAnsi="Arial Narrow" w:cs="Arial"/>
-          <w:noProof/>
-          <w:sz w:val="20"/>
-          <w:szCs w:val="20"/>
-        </w:rPr>
-        <mc:AlternateContent>
-          <mc:Choice Requires="wps">
-            <w:drawing>
-              <wp:anchor distT="0" distB="0" distL="114300" distR="114300" simplePos="0" relativeHeight="251663360" behindDoc="0" locked="0" layoutInCell="1" allowOverlap="1" wp14:anchorId="7CCE2A00" wp14:editId="3C32C211">
-                <wp:simplePos x="0" y="0"/>
-                <wp:positionH relativeFrom="column">
-                  <wp:posOffset>-335236</wp:posOffset>
-                </wp:positionH>
-                <wp:positionV relativeFrom="paragraph">
-                  <wp:posOffset>-115570</wp:posOffset>
-                </wp:positionV>
-                <wp:extent cx="2298700" cy="238125"/>
-                <wp:effectExtent l="0" t="0" r="0" b="0"/>
-                <wp:wrapNone/>
-                <wp:docPr id="217" name="Text Box 2"/>
-                <wp:cNvGraphicFramePr>
-                  <a:graphicFrameLocks xmlns:a="http://schemas.openxmlformats.org/drawingml/2006/main"/>
-                </wp:cNvGraphicFramePr>
-                <a:graphic xmlns:a="http://schemas.openxmlformats.org/drawingml/2006/main">
-                  <a:graphicData uri="http://schemas.microsoft.com/office/word/2010/wordprocessingShape">
-                    <wps:wsp>
-                      <wps:cNvSpPr txBox="1">
-                        <a:spLocks noChangeArrowheads="1"/>
-                      </wps:cNvSpPr>
-                      <wps:spPr bwMode="auto">
-                        <a:xfrm>
-                          <a:off x="0" y="0"/>
-                          <a:ext cx="2298700" cy="238125"/>
-                        </a:xfrm>
-                        <a:prstGeom prst="rect">
-                          <a:avLst/>
-                        </a:prstGeom>
-                        <a:noFill/>
-                        <a:ln w="9525">
-                          <a:noFill/>
-                          <a:miter lim="800000"/>
-                          <a:headEnd/>
-                          <a:tailEnd/>
-                        </a:ln>
-                      </wps:spPr>
-                      <wps:txbx>
-                        <w:txbxContent>
-                          <w:p>
-                            <w:pPr>
-                              <w:spacing w:line="278" w:lineRule="auto"/>
-                              <w:ind w:right="40"/>
-                              <w:jc w:val="both"/>
-                              <w:rPr>
-                                <w:rFonts w:ascii="Tahoma" w:eastAsia="Arial" w:hAnsi="Tahoma" w:cs="Tahoma"/>
-                                <w:b/>
-                                <w:sz w:val="16"/>
-                                <w:szCs w:val="16"/>
-                              </w:rPr>
-                            </w:pPr>
-                            <w:proofErr w:type="spellStart"/>
-                            <w:r>
-                              <w:rPr>
-                                <w:rFonts w:ascii="Tahoma" w:eastAsia="Arial" w:hAnsi="Tahoma" w:cs="Tahoma"/>
-                                <w:b/>
-                                <w:sz w:val="16"/>
-                                <w:szCs w:val="16"/>
-                              </w:rPr>
-                              <w:t>Sadma</w:t>
-                            </w:r>
-                            <w:proofErr w:type="spellEnd"/>
-                            <w:r>
-                              <w:rPr>
-                                <w:rFonts w:ascii="Tahoma" w:eastAsia="Arial" w:hAnsi="Tahoma" w:cs="Tahoma"/>
-                                <w:b/>
-                                <w:sz w:val="16"/>
-                                <w:szCs w:val="16"/>
-                              </w:rPr>
-                              <w:t xml:space="preserve"> </w:t>
-                            </w:r>
-                            <w:r>
-                              <w:rPr>
-                                <w:rFonts w:ascii="Tahoma" w:hAnsi="Tahoma" w:cs="Tahoma"/>
-                                <w:b/>
-                                <w:bCs/>
-                                <w:sz w:val="16"/>
-                                <w:szCs w:val="16"/>
-                              </w:rPr>
-                              <w:t>(</w:t>
-                            </w:r>
-                            <w:proofErr w:type="spellStart"/>
-                            <w:r>
-                              <w:rPr>
-                                <w:rFonts w:ascii="Tahoma" w:eastAsia="Arial" w:hAnsi="Tahoma" w:cs="Tahoma"/>
-                                <w:b/>
-                                <w:sz w:val="16"/>
-                                <w:szCs w:val="16"/>
-                              </w:rPr>
-                              <w:t>Sadma</w:t>
-                            </w:r>
-                            <w:proofErr w:type="spellEnd"/>
-                            <w:r>
-                              <w:rPr>
-                                <w:rFonts w:ascii="Tahoma" w:eastAsia="Arial" w:hAnsi="Tahoma" w:cs="Tahoma"/>
-                                <w:b/>
-                                <w:sz w:val="16"/>
-                                <w:szCs w:val="16"/>
-                              </w:rPr>
-                              <w:t xml:space="preserve"> Fashion Wear Ltd)</w:t>
-                            </w:r>
-                          </w:p>
-                          <w:p>
-                            <w:pPr>
-                              <w:rPr>
-                                <w:sz w:val="20"/>
-                                <w:szCs w:val="20"/>
-                              </w:rPr>
-                            </w:pPr>
-                            <w:r>
-                              <w:rPr>
-                                <w:rFonts w:ascii="Arial,Bold" w:hAnsi="Arial,Bold" w:cs="Arial,Bold"/>
-                                <w:b/>
-                                <w:bCs/>
-                                <w:sz w:val="20"/>
-                                <w:szCs w:val="20"/>
-                              </w:rPr>
-                              <w:t>)</w:t>
-                            </w:r>
-                          </w:p>
-                        </w:txbxContent>
-                      </wps:txbx>
-                      <wps:bodyPr rot="0" vert="horz" wrap="square" lIns="91440" tIns="45720" rIns="91440" bIns="45720" anchor="t" anchorCtr="0">
-                        <a:noAutofit/>
-                      </wps:bodyPr>
-                    </wps:wsp>
-                  </a:graphicData>
-                </a:graphic>
-              </wp:anchor>
-            </w:drawing>
-          </mc:Choice>
-          <mc:Fallback>
-            <w:pict>
-              <v:shapetype id="_x0000_t202" coordsize="21600,21600" o:spt="202" path="m,l,21600r21600,l21600,xe">
-                <v:stroke joinstyle="miter"/>
-                <v:path gradientshapeok="t" o:connecttype="rect"/>
-              </v:shapetype>
-              <v:shape id="Text Box 2" o:spid="_x0000_s1026" type="#_x0000_t202" style="position:absolute;left:0;text-align:left;margin-left:-26.4pt;margin-top:-9.1pt;width:181pt;height:18.75pt;z-index:251663360;visibility:visible;mso-wrap-style:square;mso-wrap-distance-left:9pt;mso-wrap-distance-top:0;mso-wrap-distance-right:9pt;mso-wrap-distance-bottom:0;mso-position-horizontal:absolute;mso-position-horizontal-relative:text;mso-position-vertical:absolute;mso-position-vertical-relative:text;v-text-anchor:top" o:gfxdata="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" filled="f" stroked="f">
-                <v:textbox>
-                  <w:txbxContent>
-                    <w:p>
-                      <w:pPr>
-                        <w:spacing w:line="278" w:lineRule="auto"/>
-                        <w:ind w:right="40"/>
-                        <w:jc w:val="both"/>
-                        <w:rPr>
-                          <w:rFonts w:ascii="Tahoma" w:eastAsia="Arial" w:hAnsi="Tahoma" w:cs="Tahoma"/>
-                          <w:b/>
-                          <w:sz w:val="16"/>
-                          <w:szCs w:val="16"/>
-                        </w:rPr>
-                      </w:pPr>
-                      <w:proofErr w:type="spellStart"/>
-                      <w:r>
-                        <w:rPr>
-                          <w:rFonts w:ascii="Tahoma" w:eastAsia="Arial" w:hAnsi="Tahoma" w:cs="Tahoma"/>
-                          <w:b/>
-                          <w:sz w:val="16"/>
-                          <w:szCs w:val="16"/>
-                        </w:rPr>
-                        <w:t>Sadma</w:t>
-                      </w:r>
-                      <w:proofErr w:type="spellEnd"/>
-                      <w:r>
-                        <w:rPr>
-                          <w:rFonts w:ascii="Tahoma" w:eastAsia="Arial" w:hAnsi="Tahoma" w:cs="Tahoma"/>
-                          <w:b/>
-                          <w:sz w:val="16"/>
-                          <w:szCs w:val="16"/>
-                        </w:rPr>
-                        <w:t xml:space="preserve"> </w:t>
-                      </w:r>
-                      <w:r>
-                        <w:rPr>
-                          <w:rFonts w:ascii="Tahoma" w:hAnsi="Tahoma" w:cs="Tahoma"/>
-                          <w:b/>
-                          <w:bCs/>
-                          <w:sz w:val="16"/>
-                          <w:szCs w:val="16"/>
-                        </w:rPr>
-                        <w:t>(</w:t>
-                      </w:r>
-                      <w:proofErr w:type="spellStart"/>
-                      <w:r>
-                        <w:rPr>
-                          <w:rFonts w:ascii="Tahoma" w:eastAsia="Arial" w:hAnsi="Tahoma" w:cs="Tahoma"/>
-                          <w:b/>
-                          <w:sz w:val="16"/>
-                          <w:szCs w:val="16"/>
-                        </w:rPr>
-                        <w:t>Sadma</w:t>
-                      </w:r>
-                      <w:proofErr w:type="spellEnd"/>
-                      <w:r>
-                        <w:rPr>
-                          <w:rFonts w:ascii="Tahoma" w:eastAsia="Arial" w:hAnsi="Tahoma" w:cs="Tahoma"/>
-                          <w:b/>
-                          <w:sz w:val="16"/>
-                          <w:szCs w:val="16"/>
-                        </w:rPr>
-                        <w:t xml:space="preserve"> Fashion Wear Ltd)</w:t>
-                      </w:r>
-                    </w:p>
-                    <w:p>
-                      <w:pPr>
-                        <w:rPr>
-                          <w:sz w:val="20"/>
-                          <w:szCs w:val="20"/>
-                        </w:rPr>
-                      </w:pPr>
-                      <w:r>
-                        <w:rPr>
-                          <w:rFonts w:ascii="Arial,Bold" w:hAnsi="Arial,Bold" w:cs="Arial,Bold"/>
-                          <w:b/>
-                          <w:bCs/>
-                          <w:sz w:val="20"/>
-                          <w:szCs w:val="20"/>
-                        </w:rPr>
-                        <w:t>)</w:t>
-                      </w:r>
-                    </w:p>
-                  </w:txbxContent>
-                </v:textbox>
-              </v:shape>
-            </w:pict>
-          </mc:Fallback>
-        </mc:AlternateContent>
-      </w:r>
-    </w:p>
-    <w:p/>
-    <w:p/>
-    <w:p/>
-    <w:p/>
     <w:tbl>
       <w:tblPr>
         <w:tblStyle w:val="TableGrid"/>
-        <w:tblpPr w:leftFromText="180" w:rightFromText="180" w:vertAnchor="page" w:horzAnchor="margin" w:tblpXSpec="center" w:tblpY="2798"/>
-        <w:tblW w:w="17298" w:type="dxa"/>
+        <w:tblpPr w:leftFromText="180" w:rightFromText="180" w:vertAnchor="page" w:horzAnchor="page" w:tblpX="676" w:tblpY="1321"/>
+        <w:tblW w:w="13788" w:type="dxa"/>
         <w:tblLook w:val="04A0" w:firstRow="1" w:lastRow="0" w:firstColumn="1" w:lastColumn="0" w:noHBand="0" w:noVBand="1"/>
       </w:tblPr>
       <w:tblGrid>
-        <w:gridCol w:w="5778"/>
-        <w:gridCol w:w="11520"/>
+        <w:gridCol w:w="13788"/>
       </w:tblGrid>
       <w:tr>
         <w:trPr>
@@ -269,81 +18,61 @@
         </w:trPr>
         <w:tc>
           <w:tcPr>
-            <w:tcW w:w="5778" w:type="dxa"/>
+            <w:tcW w:w="13788" w:type="dxa"/>
           </w:tcPr>
           <w:p>
             <w:pPr>
               <w:rPr>
-                <w:rFonts w:ascii="Tahoma" w:hAnsi="Tahoma" w:cs="Tahoma"/>
-                <w:sz w:val="16"/>
-                <w:szCs w:val="16"/>
+                <w:rFonts w:ascii="Arial Narrow" w:hAnsi="Arial Narrow" w:cs="Arial"/>
+                <w:sz w:val="12"/>
               </w:rPr>
             </w:pPr>
             <w:r>
               <w:rPr>
-                <w:rFonts w:ascii="Tahoma" w:hAnsi="Tahoma" w:cs="Tahoma"/>
-                <w:b/>
-                <w:sz w:val="16"/>
-                <w:szCs w:val="16"/>
+                <w:rFonts w:ascii="Arial Narrow" w:hAnsi="Arial Narrow" w:cs="Arial"/>
+                <w:sz w:val="12"/>
               </w:rPr>
-              <w:t>Issue Slip No:</w:t>
-            </w:r>
-            <w:r>
-              <w:rPr>
-                <w:rFonts w:ascii="Tahoma" w:hAnsi="Tahoma" w:cs="Tahoma"/>
-                <w:sz w:val="16"/>
-                <w:szCs w:val="16"/>
-              </w:rPr>
-              <w:t xml:space="preserve"> {</w:t>
-            </w:r>
-            <w:proofErr w:type="spellStart"/>
-            <w:r>
-              <w:rPr>
-                <w:rFonts w:ascii="Tahoma" w:hAnsi="Tahoma" w:cs="Tahoma"/>
-                <w:sz w:val="16"/>
-                <w:szCs w:val="16"/>
-              </w:rPr>
-              <w:t>IssueId</w:t>
-            </w:r>
-            <w:proofErr w:type="spellEnd"/>
-            <w:r>
-              <w:rPr>
-                <w:rFonts w:ascii="Tahoma" w:hAnsi="Tahoma" w:cs="Tahoma"/>
-                <w:sz w:val="16"/>
-                <w:szCs w:val="16"/>
-              </w:rPr>
-              <w:t xml:space="preserve">}    </w:t>
+              <w:t xml:space="preserve">     </w:t>
             </w:r>
           </w:p>
-        </w:tc>
-        <w:tc>
-          <w:tcPr>
-            <w:tcW w:w="11520" w:type="dxa"/>
-          </w:tcPr>
           <w:p>
             <w:pPr>
               <w:tabs>
                 <w:tab w:val="left" w:pos="338"/>
                 <w:tab w:val="right" w:pos="6518"/>
               </w:tabs>
+              <w:jc w:val="right"/>
               <w:rPr>
-                <w:rFonts w:ascii="Tahoma" w:hAnsi="Tahoma" w:cs="Tahoma"/>
-                <w:sz w:val="16"/>
-                <w:szCs w:val="16"/>
+                <w:rFonts w:ascii="Arial Narrow" w:eastAsia="Arial" w:hAnsi="Arial Narrow" w:cs="Arial"/>
+                <w:b/>
+                <w:bCs/>
+                <w:sz w:val="18"/>
+                <w:szCs w:val="18"/>
               </w:rPr>
             </w:pPr>
             <w:r>
               <w:rPr>
-                <w:rFonts w:ascii="Tahoma" w:hAnsi="Tahoma" w:cs="Tahoma"/>
+                <w:rFonts w:ascii="Arial Narrow" w:eastAsia="Arial" w:hAnsi="Arial Narrow" w:cs="Arial"/>
                 <w:b/>
-                <w:sz w:val="16"/>
-                <w:szCs w:val="16"/>
+                <w:bCs/>
+                <w:sz w:val="18"/>
+                <w:szCs w:val="18"/>
               </w:rPr>
-              <w:t>Checked  Status:</w:t>
+              <w:t>Issue Slip No</w:t>
             </w:r>
             <w:r>
               <w:rPr>
-                <w:rFonts w:ascii="Tahoma" w:hAnsi="Tahoma" w:cs="Tahoma"/>
+                <w:rFonts w:ascii="Arial Narrow" w:eastAsia="Arial" w:hAnsi="Arial Narrow" w:cs="Arial"/>
+                <w:bCs/>
+                <w:sz w:val="14"/>
+                <w:szCs w:val="14"/>
+              </w:rPr>
+              <w:t xml:space="preserve">: </w:t>
+            </w:r>
+            <w:r>
+              <w:rPr>
+                <w:rFonts w:ascii="Arial Narrow" w:eastAsia="Times New Roman" w:hAnsi="Arial Narrow" w:cs="Arial"/>
+                <w:color w:val="000000"/>
                 <w:sz w:val="16"/>
                 <w:szCs w:val="16"/>
               </w:rPr>
@@ -352,73 +81,18 @@
             <w:proofErr w:type="spellStart"/>
             <w:r>
               <w:rPr>
-                <w:rFonts w:ascii="Tahoma" w:hAnsi="Tahoma" w:cs="Tahoma"/>
+                <w:rFonts w:ascii="Consolas" w:hAnsi="Consolas" w:cs="Consolas"/>
                 <w:color w:val="000000"/>
                 <w:sz w:val="16"/>
                 <w:szCs w:val="16"/>
                 <w:highlight w:val="white"/>
               </w:rPr>
-              <w:t>PurOrCheckedStatus</w:t>
+              <w:t>IssueId</w:t>
             </w:r>
             <w:proofErr w:type="spellEnd"/>
             <w:r>
               <w:rPr>
-                <w:rFonts w:ascii="Tahoma" w:hAnsi="Tahoma" w:cs="Tahoma"/>
-                <w:sz w:val="16"/>
-                <w:szCs w:val="16"/>
-              </w:rPr>
-              <w:t xml:space="preserve">}       </w:t>
-            </w:r>
-            <w:r>
-              <w:rPr>
-                <w:rFonts w:ascii="Tahoma" w:hAnsi="Tahoma" w:cs="Tahoma"/>
-                <w:b/>
-                <w:sz w:val="16"/>
-                <w:szCs w:val="16"/>
-              </w:rPr>
-              <w:t xml:space="preserve"> </w:t>
-            </w:r>
-            <w:r>
-              <w:rPr>
-                <w:rFonts w:ascii="Tahoma" w:hAnsi="Tahoma" w:cs="Tahoma"/>
-                <w:b/>
-                <w:sz w:val="16"/>
-                <w:szCs w:val="16"/>
-              </w:rPr>
-              <w:t xml:space="preserve">       </w:t>
-            </w:r>
-            <w:r>
-              <w:rPr>
-                <w:rFonts w:ascii="Tahoma" w:hAnsi="Tahoma" w:cs="Tahoma"/>
-                <w:b/>
-                <w:sz w:val="16"/>
-                <w:szCs w:val="16"/>
-              </w:rPr>
-              <w:t>Approved Status:</w:t>
-            </w:r>
-            <w:r>
-              <w:rPr>
-                <w:rFonts w:ascii="Tahoma" w:hAnsi="Tahoma" w:cs="Tahoma"/>
-                <w:sz w:val="16"/>
-                <w:szCs w:val="16"/>
-              </w:rPr>
-              <w:t>{</w:t>
-            </w:r>
-            <w:proofErr w:type="spellStart"/>
-            <w:r>
-              <w:rPr>
-                <w:rFonts w:ascii="Tahoma" w:hAnsi="Tahoma" w:cs="Tahoma"/>
-                <w:color w:val="000000"/>
-                <w:sz w:val="16"/>
-                <w:szCs w:val="16"/>
-                <w:highlight w:val="white"/>
-              </w:rPr>
-              <w:t>PurOrApprovedStatus</w:t>
-            </w:r>
-            <w:proofErr w:type="spellEnd"/>
-            <w:r>
-              <w:rPr>
-                <w:rFonts w:ascii="Tahoma" w:hAnsi="Tahoma" w:cs="Tahoma"/>
+                <w:rFonts w:ascii="Arial Narrow" w:eastAsia="Times New Roman" w:hAnsi="Arial Narrow" w:cs="Arial"/>
                 <w:color w:val="000000"/>
                 <w:sz w:val="16"/>
                 <w:szCs w:val="16"/>
@@ -427,43 +101,55 @@
             </w:r>
             <w:r>
               <w:rPr>
-                <w:rFonts w:ascii="Tahoma" w:hAnsi="Tahoma" w:cs="Tahoma"/>
-                <w:b/>
+                <w:rFonts w:ascii="Arial Narrow" w:eastAsia="Times New Roman" w:hAnsi="Arial Narrow" w:cs="Arial"/>
+                <w:color w:val="000000"/>
                 <w:sz w:val="16"/>
                 <w:szCs w:val="16"/>
               </w:rPr>
-              <w:t xml:space="preserve">                                                  </w:t>
+              <w:t xml:space="preserve">       </w:t>
             </w:r>
             <w:r>
               <w:rPr>
-                <w:rFonts w:ascii="Tahoma" w:hAnsi="Tahoma" w:cs="Tahoma"/>
-                <w:b/>
+                <w:rFonts w:ascii="Arial Narrow" w:eastAsia="Times New Roman" w:hAnsi="Arial Narrow" w:cs="Arial"/>
+                <w:color w:val="000000"/>
                 <w:sz w:val="16"/>
                 <w:szCs w:val="16"/>
               </w:rPr>
-              <w:t xml:space="preserve">      </w:t>
+              <w:t xml:space="preserve">    </w:t>
             </w:r>
             <w:r>
               <w:rPr>
-                <w:rFonts w:ascii="Tahoma" w:hAnsi="Tahoma" w:cs="Tahoma"/>
+                <w:rFonts w:ascii="Arial Narrow" w:eastAsia="Arial" w:hAnsi="Arial Narrow" w:cs="Arial"/>
                 <w:b/>
-                <w:sz w:val="16"/>
-                <w:szCs w:val="16"/>
+                <w:bCs/>
+                <w:sz w:val="18"/>
+                <w:szCs w:val="18"/>
               </w:rPr>
-              <w:t>Date:</w:t>
+              <w:t xml:space="preserve"> Date</w:t>
             </w:r>
             <w:r>
               <w:rPr>
-                <w:rFonts w:ascii="Tahoma" w:hAnsi="Tahoma" w:cs="Tahoma"/>
-                <w:sz w:val="16"/>
-                <w:szCs w:val="16"/>
+                <w:rFonts w:ascii="Arial Narrow" w:eastAsia="Arial" w:hAnsi="Arial Narrow" w:cs="Arial"/>
+                <w:b/>
+                <w:bCs/>
+                <w:sz w:val="14"/>
+                <w:szCs w:val="14"/>
               </w:rPr>
-              <w:t xml:space="preserve">  {</w:t>
+              <w:t xml:space="preserve">:  </w:t>
+            </w:r>
+            <w:r>
+              <w:rPr>
+                <w:rFonts w:ascii="Arial Narrow" w:eastAsia="Times New Roman" w:hAnsi="Arial Narrow" w:cs="Arial"/>
+                <w:color w:val="000000"/>
+                <w:sz w:val="14"/>
+              </w:rPr>
+              <w:t>{</w:t>
             </w:r>
             <w:proofErr w:type="spellStart"/>
             <w:r>
               <w:rPr>
-                <w:rFonts w:ascii="Tahoma" w:hAnsi="Tahoma" w:cs="Tahoma"/>
+                <w:rFonts w:ascii="Arial Narrow" w:hAnsi="Arial Narrow" w:cs="Consolas"/>
+                <w:color w:val="000000" w:themeColor="text1"/>
                 <w:sz w:val="16"/>
                 <w:szCs w:val="16"/>
               </w:rPr>
@@ -472,21 +158,21 @@
             <w:proofErr w:type="spellEnd"/>
             <w:r>
               <w:rPr>
-                <w:rFonts w:ascii="Tahoma" w:hAnsi="Tahoma" w:cs="Tahoma"/>
-                <w:sz w:val="16"/>
-                <w:szCs w:val="16"/>
+                <w:rFonts w:ascii="Arial Narrow" w:eastAsia="Times New Roman" w:hAnsi="Arial Narrow" w:cs="Arial"/>
+                <w:color w:val="000000"/>
+                <w:sz w:val="14"/>
               </w:rPr>
               <w:t>}</w:t>
             </w:r>
-            <w:r>
+          </w:p>
+          <w:p>
+            <w:pPr>
+              <w:jc w:val="right"/>
               <w:rPr>
-                <w:rFonts w:ascii="Tahoma" w:hAnsi="Tahoma" w:cs="Tahoma"/>
-                <w:b/>
+                <w:rFonts w:ascii="Arial Narrow" w:hAnsi="Arial Narrow" w:cs="Arial"/>
                 <w:sz w:val="16"/>
-                <w:szCs w:val="16"/>
               </w:rPr>
-              <w:t xml:space="preserve">                                                                                                           </w:t>
-            </w:r>
+            </w:pPr>
           </w:p>
         </w:tc>
       </w:tr>
@@ -499,8 +185,7 @@
         </w:trPr>
         <w:tc>
           <w:tcPr>
-            <w:tcW w:w="17298" w:type="dxa"/>
-            <w:gridSpan w:val="2"/>
+            <w:tcW w:w="13788" w:type="dxa"/>
             <w:tcBorders>
               <w:left w:val="single" w:sz="4" w:space="0" w:color="auto"/>
               <w:bottom w:val="single" w:sz="4" w:space="0" w:color="auto"/>
@@ -512,7 +197,7 @@
                 <w:tab w:val="left" w:pos="3030"/>
               </w:tabs>
               <w:rPr>
-                <w:rFonts w:ascii="Tahoma" w:eastAsia="Arial" w:hAnsi="Tahoma" w:cs="Tahoma"/>
+                <w:rFonts w:ascii="Arial Narrow" w:eastAsia="Arial" w:hAnsi="Arial Narrow" w:cs="Arial"/>
                 <w:b/>
                 <w:bCs/>
                 <w:sz w:val="16"/>
@@ -521,13 +206,23 @@
             </w:pPr>
             <w:r>
               <w:rPr>
-                <w:rFonts w:ascii="Tahoma" w:eastAsia="Arial" w:hAnsi="Tahoma" w:cs="Tahoma"/>
+                <w:rFonts w:ascii="Arial Narrow" w:eastAsia="Arial" w:hAnsi="Arial Narrow" w:cs="Arial"/>
                 <w:b/>
                 <w:bCs/>
                 <w:sz w:val="16"/>
                 <w:szCs w:val="16"/>
               </w:rPr>
-              <w:t>Issue Slip Details</w:t>
+              <w:t>Issue Slip</w:t>
+            </w:r>
+            <w:r>
+              <w:rPr>
+                <w:rFonts w:ascii="Arial Narrow" w:eastAsia="Arial" w:hAnsi="Arial Narrow" w:cs="Arial"/>
+                <w:b/>
+                <w:bCs/>
+                <w:sz w:val="16"/>
+                <w:szCs w:val="16"/>
+              </w:rPr>
+              <w:t xml:space="preserve"> Details</w:t>
             </w:r>
           </w:p>
           <w:p>
@@ -536,25 +231,25 @@
                 <w:tab w:val="left" w:pos="3030"/>
               </w:tabs>
               <w:rPr>
-                <w:rFonts w:ascii="Tahoma" w:eastAsia="Arial" w:hAnsi="Tahoma" w:cs="Tahoma"/>
+                <w:rFonts w:ascii="Arial Narrow" w:eastAsia="Arial" w:hAnsi="Arial Narrow" w:cs="Arial"/>
                 <w:bCs/>
-                <w:sz w:val="16"/>
-                <w:szCs w:val="16"/>
+                <w:sz w:val="14"/>
+                <w:szCs w:val="14"/>
               </w:rPr>
             </w:pPr>
             <w:r>
               <w:rPr>
-                <w:rFonts w:ascii="Tahoma" w:eastAsia="Arial" w:hAnsi="Tahoma" w:cs="Tahoma"/>
+                <w:rFonts w:ascii="Arial Narrow" w:eastAsia="Arial" w:hAnsi="Arial Narrow" w:cs="Arial"/>
                 <w:bCs/>
-                <w:sz w:val="16"/>
-                <w:szCs w:val="16"/>
+                <w:sz w:val="14"/>
+                <w:szCs w:val="14"/>
               </w:rPr>
               <w:t>{</w:t>
             </w:r>
             <w:proofErr w:type="spellStart"/>
             <w:r>
               <w:rPr>
-                <w:rFonts w:ascii="Tahoma" w:hAnsi="Tahoma" w:cs="Tahoma"/>
+                <w:rFonts w:ascii="Arial Narrow" w:hAnsi="Arial Narrow" w:cs="Consolas"/>
                 <w:color w:val="000000" w:themeColor="text1"/>
                 <w:sz w:val="16"/>
                 <w:szCs w:val="16"/>
@@ -564,10 +259,10 @@
             <w:proofErr w:type="spellEnd"/>
             <w:r>
               <w:rPr>
-                <w:rFonts w:ascii="Tahoma" w:eastAsia="Arial" w:hAnsi="Tahoma" w:cs="Tahoma"/>
+                <w:rFonts w:ascii="Arial Narrow" w:eastAsia="Arial" w:hAnsi="Arial Narrow" w:cs="Arial"/>
                 <w:bCs/>
-                <w:sz w:val="16"/>
-                <w:szCs w:val="16"/>
+                <w:sz w:val="14"/>
+                <w:szCs w:val="14"/>
               </w:rPr>
               <w:t>}</w:t>
             </w:r>
@@ -578,478 +273,10 @@
                 <w:tab w:val="left" w:pos="3030"/>
               </w:tabs>
               <w:rPr>
-                <w:rFonts w:ascii="Tahoma" w:hAnsi="Tahoma" w:cs="Tahoma"/>
-                <w:sz w:val="16"/>
-                <w:szCs w:val="16"/>
+                <w:rFonts w:ascii="Arial Narrow" w:hAnsi="Arial Narrow" w:cs="Arial"/>
+                <w:sz w:val="24"/>
               </w:rPr>
             </w:pPr>
-          </w:p>
-        </w:tc>
-      </w:tr>
-      <w:tr>
-        <w:tblPrEx>
-          <w:tblLook w:val="0000" w:firstRow="0" w:lastRow="0" w:firstColumn="0" w:lastColumn="0" w:noHBand="0" w:noVBand="0"/>
-        </w:tblPrEx>
-        <w:trPr>
-          <w:trHeight w:val="1834"/>
-        </w:trPr>
-        <w:tc>
-          <w:tcPr>
-            <w:tcW w:w="17298" w:type="dxa"/>
-            <w:gridSpan w:val="2"/>
-            <w:tcBorders>
-              <w:left w:val="single" w:sz="4" w:space="0" w:color="auto"/>
-              <w:bottom w:val="single" w:sz="4" w:space="0" w:color="auto"/>
-            </w:tcBorders>
-          </w:tcPr>
-          <w:p>
-            <w:pPr>
-              <w:rPr>
-                <w:rFonts w:ascii="Tahoma" w:hAnsi="Tahoma" w:cs="Tahoma"/>
-                <w:sz w:val="16"/>
-                <w:szCs w:val="16"/>
-                <w:u w:val="single"/>
-              </w:rPr>
-            </w:pPr>
-            <w:r>
-              <w:rPr>
-                <w:rFonts w:ascii="Tahoma" w:eastAsia="Arial" w:hAnsi="Tahoma" w:cs="Tahoma"/>
-                <w:b/>
-                <w:bCs/>
-                <w:sz w:val="16"/>
-                <w:szCs w:val="16"/>
-                <w:u w:val="single"/>
-              </w:rPr>
-              <w:t xml:space="preserve">KINDLY SIGN </w:t>
-            </w:r>
-            <w:proofErr w:type="gramStart"/>
-            <w:r>
-              <w:rPr>
-                <w:rFonts w:ascii="Tahoma" w:eastAsia="Arial" w:hAnsi="Tahoma" w:cs="Tahoma"/>
-                <w:b/>
-                <w:bCs/>
-                <w:sz w:val="16"/>
-                <w:szCs w:val="16"/>
-                <w:u w:val="single"/>
-              </w:rPr>
-              <w:t xml:space="preserve">THIS </w:t>
-            </w:r>
-            <w:r>
-              <w:rPr>
-                <w:rFonts w:ascii="Tahoma" w:hAnsi="Tahoma" w:cs="Tahoma"/>
-                <w:b/>
-                <w:bCs/>
-                <w:sz w:val="16"/>
-                <w:szCs w:val="16"/>
-                <w:u w:val="single"/>
-              </w:rPr>
-              <w:t xml:space="preserve"> STORE</w:t>
-            </w:r>
-            <w:proofErr w:type="gramEnd"/>
-            <w:r>
-              <w:rPr>
-                <w:rFonts w:ascii="Tahoma" w:hAnsi="Tahoma" w:cs="Tahoma"/>
-                <w:b/>
-                <w:bCs/>
-                <w:sz w:val="16"/>
-                <w:szCs w:val="16"/>
-                <w:u w:val="single"/>
-              </w:rPr>
-              <w:t xml:space="preserve"> ISSUE SLIP / REQUEST </w:t>
-            </w:r>
-            <w:r>
-              <w:rPr>
-                <w:rFonts w:ascii="Tahoma" w:eastAsia="Arial" w:hAnsi="Tahoma" w:cs="Tahoma"/>
-                <w:b/>
-                <w:bCs/>
-                <w:sz w:val="16"/>
-                <w:szCs w:val="16"/>
-                <w:u w:val="single"/>
-              </w:rPr>
-              <w:t>AND SEND US BACK BY EMAIL.</w:t>
-            </w:r>
-          </w:p>
-          <w:p>
-            <w:pPr>
-              <w:rPr>
-                <w:rFonts w:ascii="Tahoma" w:hAnsi="Tahoma" w:cs="Tahoma"/>
-                <w:sz w:val="16"/>
-                <w:szCs w:val="16"/>
-              </w:rPr>
-            </w:pPr>
-          </w:p>
-          <w:tbl>
-            <w:tblPr>
-              <w:tblStyle w:val="TableGrid"/>
-              <w:tblpPr w:leftFromText="180" w:rightFromText="180" w:vertAnchor="text" w:horzAnchor="margin" w:tblpXSpec="center" w:tblpY="341"/>
-              <w:tblOverlap w:val="never"/>
-              <w:tblW w:w="0" w:type="auto"/>
-              <w:tblBorders>
-                <w:top w:val="none" w:sz="0" w:space="0" w:color="auto"/>
-                <w:left w:val="none" w:sz="0" w:space="0" w:color="auto"/>
-                <w:bottom w:val="none" w:sz="0" w:space="0" w:color="auto"/>
-                <w:right w:val="none" w:sz="0" w:space="0" w:color="auto"/>
-                <w:insideH w:val="none" w:sz="0" w:space="0" w:color="auto"/>
-                <w:insideV w:val="none" w:sz="0" w:space="0" w:color="auto"/>
-              </w:tblBorders>
-              <w:tblLook w:val="04A0" w:firstRow="1" w:lastRow="0" w:firstColumn="1" w:lastColumn="0" w:noHBand="0" w:noVBand="1"/>
-            </w:tblPr>
-            <w:tblGrid>
-              <w:gridCol w:w="5512"/>
-              <w:gridCol w:w="5513"/>
-            </w:tblGrid>
-            <w:tr>
-              <w:trPr>
-                <w:trHeight w:val="1166"/>
-              </w:trPr>
-              <w:tc>
-                <w:tcPr>
-                  <w:tcW w:w="5512" w:type="dxa"/>
-                </w:tcPr>
-                <w:p>
-                  <w:pPr>
-                    <w:jc w:val="center"/>
-                    <w:rPr>
-                      <w:rFonts w:ascii="Tahoma" w:eastAsia="Arial" w:hAnsi="Tahoma" w:cs="Tahoma"/>
-                      <w:bCs/>
-                      <w:sz w:val="16"/>
-                      <w:szCs w:val="16"/>
-                    </w:rPr>
-                  </w:pPr>
-                  <w:r>
-                    <w:rPr>
-                      <w:rFonts w:ascii="Tahoma" w:eastAsia="Arial" w:hAnsi="Tahoma" w:cs="Tahoma"/>
-                      <w:bCs/>
-                      <w:sz w:val="16"/>
-                      <w:szCs w:val="16"/>
-                    </w:rPr>
-                    <w:t>Thanking you</w:t>
-                  </w:r>
-                </w:p>
-                <w:p>
-                  <w:pPr>
-                    <w:jc w:val="center"/>
-                    <w:rPr>
-                      <w:rFonts w:ascii="Tahoma" w:eastAsia="Arial" w:hAnsi="Tahoma" w:cs="Tahoma"/>
-                      <w:bCs/>
-                      <w:sz w:val="16"/>
-                      <w:szCs w:val="16"/>
-                    </w:rPr>
-                  </w:pPr>
-                  <w:r>
-                    <w:rPr>
-                      <w:rFonts w:ascii="Tahoma" w:eastAsia="Arial" w:hAnsi="Tahoma" w:cs="Tahoma"/>
-                      <w:bCs/>
-                      <w:sz w:val="16"/>
-                      <w:szCs w:val="16"/>
-                    </w:rPr>
-                    <w:t>Yours faithfully</w:t>
-                  </w:r>
-                </w:p>
-                <w:p>
-                  <w:pPr>
-                    <w:spacing w:line="278" w:lineRule="auto"/>
-                    <w:ind w:right="40"/>
-                    <w:jc w:val="center"/>
-                    <w:rPr>
-                      <w:rFonts w:ascii="Tahoma" w:eastAsia="Arial" w:hAnsi="Tahoma" w:cs="Tahoma"/>
-                      <w:b/>
-                      <w:sz w:val="16"/>
-                      <w:szCs w:val="16"/>
-                    </w:rPr>
-                  </w:pPr>
-                  <w:r>
-                    <w:rPr>
-                      <w:rFonts w:ascii="Tahoma" w:eastAsia="Arial" w:hAnsi="Tahoma" w:cs="Tahoma"/>
-                      <w:b/>
-                      <w:bCs/>
-                      <w:sz w:val="16"/>
-                      <w:szCs w:val="16"/>
-                    </w:rPr>
-                    <w:t xml:space="preserve">For </w:t>
-                  </w:r>
-                  <w:r>
-                    <w:rPr>
-                      <w:rFonts w:ascii="Tahoma" w:hAnsi="Tahoma" w:cs="Tahoma"/>
-                      <w:b/>
-                      <w:color w:val="000000" w:themeColor="text1"/>
-                      <w:sz w:val="16"/>
-                      <w:szCs w:val="16"/>
-                    </w:rPr>
-                    <w:t xml:space="preserve"> </w:t>
-                  </w:r>
-                  <w:r>
-                    <w:rPr>
-                      <w:rFonts w:ascii="Tahoma" w:eastAsia="Arial" w:hAnsi="Tahoma" w:cs="Tahoma"/>
-                      <w:b/>
-                      <w:sz w:val="16"/>
-                      <w:szCs w:val="16"/>
-                    </w:rPr>
-                    <w:t xml:space="preserve"> </w:t>
-                  </w:r>
-                  <w:proofErr w:type="spellStart"/>
-                  <w:r>
-                    <w:rPr>
-                      <w:rFonts w:ascii="Tahoma" w:eastAsia="Arial" w:hAnsi="Tahoma" w:cs="Tahoma"/>
-                      <w:b/>
-                      <w:sz w:val="16"/>
-                      <w:szCs w:val="16"/>
-                    </w:rPr>
-                    <w:t>Sadma</w:t>
-                  </w:r>
-                  <w:proofErr w:type="spellEnd"/>
-                  <w:r>
-                    <w:rPr>
-                      <w:rFonts w:ascii="Tahoma" w:eastAsia="Arial" w:hAnsi="Tahoma" w:cs="Tahoma"/>
-                      <w:b/>
-                      <w:sz w:val="16"/>
-                      <w:szCs w:val="16"/>
-                    </w:rPr>
-                    <w:t xml:space="preserve"> </w:t>
-                  </w:r>
-                  <w:r>
-                    <w:rPr>
-                      <w:rFonts w:ascii="Tahoma" w:hAnsi="Tahoma" w:cs="Tahoma"/>
-                      <w:b/>
-                      <w:bCs/>
-                      <w:sz w:val="16"/>
-                      <w:szCs w:val="16"/>
-                    </w:rPr>
-                    <w:t>(</w:t>
-                  </w:r>
-                  <w:proofErr w:type="spellStart"/>
-                  <w:r>
-                    <w:rPr>
-                      <w:rFonts w:ascii="Tahoma" w:eastAsia="Arial" w:hAnsi="Tahoma" w:cs="Tahoma"/>
-                      <w:b/>
-                      <w:sz w:val="16"/>
-                      <w:szCs w:val="16"/>
-                    </w:rPr>
-                    <w:t>Sadma</w:t>
-                  </w:r>
-                  <w:proofErr w:type="spellEnd"/>
-                  <w:r>
-                    <w:rPr>
-                      <w:rFonts w:ascii="Tahoma" w:eastAsia="Arial" w:hAnsi="Tahoma" w:cs="Tahoma"/>
-                      <w:b/>
-                      <w:sz w:val="16"/>
-                      <w:szCs w:val="16"/>
-                    </w:rPr>
-                    <w:t xml:space="preserve"> Fashion Wear Ltd)</w:t>
-                  </w:r>
-                </w:p>
-                <w:p>
-                  <w:pPr>
-                    <w:jc w:val="center"/>
-                    <w:rPr>
-                      <w:rFonts w:ascii="Tahoma" w:hAnsi="Tahoma" w:cs="Tahoma"/>
-                      <w:b/>
-                      <w:color w:val="000000" w:themeColor="text1"/>
-                      <w:sz w:val="16"/>
-                      <w:szCs w:val="16"/>
-                    </w:rPr>
-                  </w:pPr>
-                </w:p>
-                <w:p>
-                  <w:pPr>
-                    <w:jc w:val="center"/>
-                    <w:rPr>
-                      <w:rFonts w:ascii="Tahoma" w:eastAsia="Arial" w:hAnsi="Tahoma" w:cs="Tahoma"/>
-                      <w:b/>
-                      <w:bCs/>
-                      <w:sz w:val="16"/>
-                      <w:szCs w:val="16"/>
-                    </w:rPr>
-                  </w:pPr>
-                </w:p>
-                <w:p>
-                  <w:pPr>
-                    <w:jc w:val="center"/>
-                    <w:rPr>
-                      <w:rFonts w:ascii="Tahoma" w:eastAsia="Arial" w:hAnsi="Tahoma" w:cs="Tahoma"/>
-                      <w:b/>
-                      <w:bCs/>
-                      <w:sz w:val="16"/>
-                      <w:szCs w:val="16"/>
-                    </w:rPr>
-                  </w:pPr>
-                </w:p>
-                <w:p>
-                  <w:pPr>
-                    <w:jc w:val="center"/>
-                    <w:rPr>
-                      <w:rFonts w:ascii="Tahoma" w:eastAsia="Arial" w:hAnsi="Tahoma" w:cs="Tahoma"/>
-                      <w:bCs/>
-                      <w:sz w:val="16"/>
-                      <w:szCs w:val="16"/>
-                    </w:rPr>
-                  </w:pPr>
-                  <w:r>
-                    <w:rPr>
-                      <w:rFonts w:ascii="Tahoma" w:eastAsia="Arial" w:hAnsi="Tahoma" w:cs="Tahoma"/>
-                      <w:bCs/>
-                      <w:sz w:val="16"/>
-                      <w:szCs w:val="16"/>
-                    </w:rPr>
-                    <w:t>Authorized Signature</w:t>
-                  </w:r>
-                </w:p>
-              </w:tc>
-              <w:tc>
-                <w:tcPr>
-                  <w:tcW w:w="5513" w:type="dxa"/>
-                </w:tcPr>
-                <w:p>
-                  <w:pPr>
-                    <w:jc w:val="center"/>
-                    <w:rPr>
-                      <w:rFonts w:ascii="Tahoma" w:eastAsia="Arial" w:hAnsi="Tahoma" w:cs="Tahoma"/>
-                      <w:b/>
-                      <w:bCs/>
-                      <w:sz w:val="16"/>
-                      <w:szCs w:val="16"/>
-                      <w:u w:val="single"/>
-                    </w:rPr>
-                  </w:pPr>
-                </w:p>
-                <w:p>
-                  <w:pPr>
-                    <w:jc w:val="center"/>
-                    <w:rPr>
-                      <w:rFonts w:ascii="Tahoma" w:eastAsia="Arial" w:hAnsi="Tahoma" w:cs="Tahoma"/>
-                      <w:b/>
-                      <w:bCs/>
-                      <w:sz w:val="16"/>
-                      <w:szCs w:val="16"/>
-                    </w:rPr>
-                  </w:pPr>
-                </w:p>
-                <w:p>
-                  <w:pPr>
-                    <w:jc w:val="center"/>
-                    <w:rPr>
-                      <w:rFonts w:ascii="Tahoma" w:eastAsia="Arial" w:hAnsi="Tahoma" w:cs="Tahoma"/>
-                      <w:b/>
-                      <w:bCs/>
-                      <w:sz w:val="16"/>
-                      <w:szCs w:val="16"/>
-                    </w:rPr>
-                  </w:pPr>
-                  <w:r>
-                    <w:rPr>
-                      <w:rFonts w:ascii="Tahoma" w:eastAsia="Arial" w:hAnsi="Tahoma" w:cs="Tahoma"/>
-                      <w:b/>
-                      <w:bCs/>
-                      <w:sz w:val="16"/>
-                      <w:szCs w:val="16"/>
-                    </w:rPr>
-                    <w:t>For {</w:t>
-                  </w:r>
-                  <w:proofErr w:type="spellStart"/>
-                  <w:r>
-                    <w:rPr>
-                      <w:rFonts w:ascii="Tahoma" w:eastAsia="Arial" w:hAnsi="Tahoma" w:cs="Tahoma"/>
-                      <w:b/>
-                      <w:bCs/>
-                      <w:sz w:val="16"/>
-                      <w:szCs w:val="16"/>
-                    </w:rPr>
-                    <w:t>VendorName</w:t>
-                  </w:r>
-                  <w:proofErr w:type="spellEnd"/>
-                  <w:r>
-                    <w:rPr>
-                      <w:rFonts w:ascii="Tahoma" w:eastAsia="Arial" w:hAnsi="Tahoma" w:cs="Tahoma"/>
-                      <w:b/>
-                      <w:bCs/>
-                      <w:sz w:val="16"/>
-                      <w:szCs w:val="16"/>
-                    </w:rPr>
-                    <w:t>}</w:t>
-                  </w:r>
-                </w:p>
-                <w:p>
-                  <w:pPr>
-                    <w:jc w:val="center"/>
-                    <w:rPr>
-                      <w:rFonts w:ascii="Tahoma" w:eastAsia="Arial" w:hAnsi="Tahoma" w:cs="Tahoma"/>
-                      <w:b/>
-                      <w:bCs/>
-                      <w:sz w:val="16"/>
-                      <w:szCs w:val="16"/>
-                      <w:u w:val="single"/>
-                    </w:rPr>
-                  </w:pPr>
-                </w:p>
-                <w:p>
-                  <w:pPr>
-                    <w:jc w:val="center"/>
-                    <w:rPr>
-                      <w:rFonts w:ascii="Tahoma" w:eastAsia="Arial" w:hAnsi="Tahoma" w:cs="Tahoma"/>
-                      <w:b/>
-                      <w:bCs/>
-                      <w:sz w:val="16"/>
-                      <w:szCs w:val="16"/>
-                      <w:u w:val="single"/>
-                    </w:rPr>
-                  </w:pPr>
-                </w:p>
-                <w:p>
-                  <w:pPr>
-                    <w:jc w:val="center"/>
-                    <w:rPr>
-                      <w:rFonts w:ascii="Tahoma" w:eastAsia="Arial" w:hAnsi="Tahoma" w:cs="Tahoma"/>
-                      <w:bCs/>
-                      <w:sz w:val="16"/>
-                      <w:szCs w:val="16"/>
-                    </w:rPr>
-                  </w:pPr>
-                </w:p>
-                <w:p>
-                  <w:pPr>
-                    <w:jc w:val="center"/>
-                    <w:rPr>
-                      <w:rFonts w:ascii="Tahoma" w:eastAsia="Arial" w:hAnsi="Tahoma" w:cs="Tahoma"/>
-                      <w:bCs/>
-                      <w:sz w:val="16"/>
-                      <w:szCs w:val="16"/>
-                    </w:rPr>
-                  </w:pPr>
-                  <w:bookmarkStart w:id="0" w:name="_GoBack"/>
-                  <w:bookmarkEnd w:id="0"/>
-                  <w:r>
-                    <w:rPr>
-                      <w:rFonts w:ascii="Tahoma" w:eastAsia="Arial" w:hAnsi="Tahoma" w:cs="Tahoma"/>
-                      <w:bCs/>
-                      <w:sz w:val="16"/>
-                      <w:szCs w:val="16"/>
-                    </w:rPr>
-                    <w:t xml:space="preserve">  Signature With Stamp</w:t>
-                  </w:r>
-                </w:p>
-              </w:tc>
-            </w:tr>
-          </w:tbl>
-          <w:p>
-            <w:pPr>
-              <w:rPr>
-                <w:rFonts w:ascii="Tahoma" w:eastAsia="Arial" w:hAnsi="Tahoma" w:cs="Tahoma"/>
-                <w:b/>
-                <w:bCs/>
-                <w:sz w:val="16"/>
-                <w:szCs w:val="16"/>
-              </w:rPr>
-            </w:pPr>
-            <w:r>
-              <w:rPr>
-                <w:rFonts w:ascii="Tahoma" w:eastAsia="Arial" w:hAnsi="Tahoma" w:cs="Tahoma"/>
-                <w:b/>
-                <w:bCs/>
-                <w:sz w:val="16"/>
-                <w:szCs w:val="16"/>
-              </w:rPr>
-              <w:t xml:space="preserve"> </w:t>
-            </w:r>
           </w:p>
         </w:tc>
       </w:tr>
@@ -1062,8 +289,7 @@
         </w:trPr>
         <w:tc>
           <w:tcPr>
-            <w:tcW w:w="17298" w:type="dxa"/>
-            <w:gridSpan w:val="2"/>
+            <w:tcW w:w="13788" w:type="dxa"/>
             <w:tcBorders>
               <w:left w:val="single" w:sz="4" w:space="0" w:color="auto"/>
               <w:bottom w:val="single" w:sz="4" w:space="0" w:color="auto"/>
@@ -1073,19 +299,19 @@
             <w:pPr>
               <w:spacing w:line="34" w:lineRule="exact"/>
               <w:rPr>
-                <w:rFonts w:ascii="Tahoma" w:hAnsi="Tahoma" w:cs="Tahoma"/>
-                <w:sz w:val="16"/>
-                <w:szCs w:val="16"/>
+                <w:rFonts w:ascii="Arial Narrow" w:hAnsi="Arial Narrow" w:cs="Arial"/>
+                <w:sz w:val="24"/>
+                <w:szCs w:val="24"/>
               </w:rPr>
             </w:pPr>
           </w:p>
           <w:p>
             <w:pPr>
               <w:rPr>
-                <w:rFonts w:ascii="Tahoma" w:eastAsia="Arial" w:hAnsi="Tahoma" w:cs="Tahoma"/>
+                <w:rFonts w:ascii="Arial Narrow" w:eastAsia="Arial" w:hAnsi="Arial Narrow" w:cs="Arial"/>
                 <w:bCs/>
-                <w:sz w:val="16"/>
-                <w:szCs w:val="16"/>
+                <w:sz w:val="14"/>
+                <w:szCs w:val="14"/>
               </w:rPr>
             </w:pPr>
           </w:p>
@@ -1120,27 +346,28 @@
                 </w:tcPr>
                 <w:p>
                   <w:pPr>
-                    <w:framePr w:hSpace="180" w:wrap="around" w:vAnchor="page" w:hAnchor="margin" w:xAlign="center" w:y="2798"/>
+                    <w:framePr w:hSpace="180" w:wrap="around" w:vAnchor="page" w:hAnchor="page" w:x="676" w:y="1321"/>
+                    <w:jc w:val="center"/>
                     <w:rPr>
-                      <w:rFonts w:ascii="Tahoma" w:eastAsia="Arial" w:hAnsi="Tahoma" w:cs="Tahoma"/>
+                      <w:rFonts w:ascii="Arial Narrow" w:eastAsia="Arial" w:hAnsi="Arial Narrow" w:cs="Arial"/>
                       <w:bCs/>
-                      <w:sz w:val="16"/>
-                      <w:szCs w:val="16"/>
+                      <w:sz w:val="14"/>
+                      <w:szCs w:val="14"/>
                     </w:rPr>
                   </w:pPr>
                   <w:r>
                     <w:rPr>
-                      <w:rFonts w:ascii="Tahoma" w:eastAsia="Arial" w:hAnsi="Tahoma" w:cs="Tahoma"/>
+                      <w:rFonts w:ascii="Arial Narrow" w:eastAsia="Arial" w:hAnsi="Arial Narrow" w:cs="Arial"/>
                       <w:bCs/>
                       <w:noProof/>
                       <w:color w:val="000000" w:themeColor="text1"/>
-                      <w:sz w:val="16"/>
-                      <w:szCs w:val="16"/>
+                      <w:sz w:val="14"/>
+                      <w:szCs w:val="14"/>
                     </w:rPr>
                     <mc:AlternateContent>
                       <mc:Choice Requires="wps">
                         <w:drawing>
-                          <wp:anchor distT="0" distB="0" distL="114300" distR="114300" simplePos="0" relativeHeight="251665408" behindDoc="0" locked="0" layoutInCell="1" allowOverlap="1" wp14:anchorId="5519DEA2" wp14:editId="5C7EE21D">
+                          <wp:anchor distT="0" distB="0" distL="114300" distR="114300" simplePos="0" relativeHeight="251661312" behindDoc="0" locked="0" layoutInCell="1" allowOverlap="1" wp14:anchorId="6A65666A" wp14:editId="4F16EDA3">
                             <wp:simplePos x="0" y="0"/>
                             <wp:positionH relativeFrom="column">
                               <wp:posOffset>383679</wp:posOffset>
@@ -1200,7 +427,7 @@
                       </mc:Choice>
                       <mc:Fallback>
                         <w:pict>
-                          <v:line id="Straight Connector 1" o:spid="_x0000_s1026" style="position:absolute;flip:x;z-index:251665408;visibility:visible;mso-wrap-style:square;mso-width-percent:0;mso-height-percent:0;mso-wrap-distance-left:9pt;mso-wrap-distance-top:0;mso-wrap-distance-right:9pt;mso-wrap-distance-bottom:0;mso-position-horizontal:absolute;mso-position-horizontal-relative:text;mso-position-vertical:absolute;mso-position-vertical-relative:text;mso-width-percent:0;mso-height-percent:0;mso-width-relative:margin;mso-height-relative:margin" from="30.2pt,8.35pt" to="139.75pt,8.35pt" o:gfxdata="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" strokecolor="black [3213]" strokeweight=".5pt">
+                          <v:line id="Straight Connector 1" o:spid="_x0000_s1026" style="position:absolute;flip:x;z-index:251661312;visibility:visible;mso-wrap-style:square;mso-width-percent:0;mso-height-percent:0;mso-wrap-distance-left:9pt;mso-wrap-distance-top:0;mso-wrap-distance-right:9pt;mso-wrap-distance-bottom:0;mso-position-horizontal:absolute;mso-position-horizontal-relative:text;mso-position-vertical:absolute;mso-position-vertical-relative:text;mso-width-percent:0;mso-height-percent:0;mso-width-relative:margin;mso-height-relative:margin" from="30.2pt,8.35pt" to="139.75pt,8.35pt" o:gfxdata="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" strokecolor="black [3213]" strokeweight=".5pt">
                             <v:stroke joinstyle="miter"/>
                           </v:line>
                         </w:pict>
@@ -1209,40 +436,31 @@
                   </w:r>
                   <w:r>
                     <w:rPr>
-                      <w:rFonts w:ascii="Tahoma" w:eastAsia="Arial" w:hAnsi="Tahoma" w:cs="Tahoma"/>
+                      <w:rFonts w:ascii="Arial Narrow" w:eastAsia="Arial" w:hAnsi="Arial Narrow" w:cs="Arial"/>
                       <w:bCs/>
-                      <w:sz w:val="16"/>
-                      <w:szCs w:val="16"/>
-                    </w:rPr>
-                    <w:t xml:space="preserve">                  </w:t>
-                  </w:r>
-                  <w:r>
-                    <w:rPr>
-                      <w:rFonts w:ascii="Tahoma" w:eastAsia="Arial" w:hAnsi="Tahoma" w:cs="Tahoma"/>
-                      <w:bCs/>
-                      <w:sz w:val="16"/>
-                      <w:szCs w:val="16"/>
+                      <w:sz w:val="14"/>
+                      <w:szCs w:val="14"/>
                     </w:rPr>
                     <w:t>{</w:t>
                   </w:r>
                   <w:proofErr w:type="spellStart"/>
                   <w:r>
                     <w:rPr>
-                      <w:rFonts w:ascii="Tahoma" w:hAnsi="Tahoma" w:cs="Tahoma"/>
+                      <w:rFonts w:ascii="Consolas" w:hAnsi="Consolas" w:cs="Consolas"/>
                       <w:color w:val="000000"/>
-                      <w:sz w:val="16"/>
-                      <w:szCs w:val="16"/>
+                      <w:sz w:val="19"/>
+                      <w:szCs w:val="19"/>
                       <w:highlight w:val="white"/>
                     </w:rPr>
-                    <w:t>AddedBy</w:t>
+                    <w:t>PreparedBy</w:t>
                   </w:r>
                   <w:proofErr w:type="spellEnd"/>
                   <w:r>
                     <w:rPr>
-                      <w:rFonts w:ascii="Tahoma" w:eastAsia="Arial" w:hAnsi="Tahoma" w:cs="Tahoma"/>
+                      <w:rFonts w:ascii="Arial Narrow" w:eastAsia="Arial" w:hAnsi="Arial Narrow" w:cs="Arial"/>
                       <w:bCs/>
-                      <w:sz w:val="16"/>
-                      <w:szCs w:val="16"/>
+                      <w:sz w:val="14"/>
+                      <w:szCs w:val="14"/>
                     </w:rPr>
                     <w:t>}</w:t>
                   </w:r>
@@ -1254,28 +472,28 @@
                 </w:tcPr>
                 <w:p>
                   <w:pPr>
-                    <w:framePr w:hSpace="180" w:wrap="around" w:vAnchor="page" w:hAnchor="margin" w:xAlign="center" w:y="2798"/>
+                    <w:framePr w:hSpace="180" w:wrap="around" w:vAnchor="page" w:hAnchor="page" w:x="676" w:y="1321"/>
                     <w:jc w:val="center"/>
                     <w:rPr>
-                      <w:rFonts w:ascii="Tahoma" w:eastAsia="Arial" w:hAnsi="Tahoma" w:cs="Tahoma"/>
+                      <w:rFonts w:ascii="Arial Narrow" w:eastAsia="Arial" w:hAnsi="Arial Narrow" w:cs="Arial"/>
                       <w:bCs/>
-                      <w:sz w:val="16"/>
-                      <w:szCs w:val="16"/>
+                      <w:sz w:val="14"/>
+                      <w:szCs w:val="14"/>
                     </w:rPr>
                   </w:pPr>
                   <w:r>
                     <w:rPr>
-                      <w:rFonts w:ascii="Tahoma" w:eastAsia="Arial" w:hAnsi="Tahoma" w:cs="Tahoma"/>
+                      <w:rFonts w:ascii="Arial Narrow" w:eastAsia="Arial" w:hAnsi="Arial Narrow" w:cs="Arial"/>
                       <w:bCs/>
                       <w:noProof/>
                       <w:color w:val="000000" w:themeColor="text1"/>
-                      <w:sz w:val="16"/>
-                      <w:szCs w:val="16"/>
+                      <w:sz w:val="14"/>
+                      <w:szCs w:val="14"/>
                     </w:rPr>
                     <mc:AlternateContent>
                       <mc:Choice Requires="wps">
                         <w:drawing>
-                          <wp:anchor distT="0" distB="0" distL="114300" distR="114300" simplePos="0" relativeHeight="251666432" behindDoc="0" locked="0" layoutInCell="1" allowOverlap="1" wp14:anchorId="0AB556A5" wp14:editId="69C99ED4">
+                          <wp:anchor distT="0" distB="0" distL="114300" distR="114300" simplePos="0" relativeHeight="251662336" behindDoc="0" locked="0" layoutInCell="1" allowOverlap="1" wp14:anchorId="3DA76D18" wp14:editId="5B10F441">
                             <wp:simplePos x="0" y="0"/>
                             <wp:positionH relativeFrom="column">
                               <wp:posOffset>298395</wp:posOffset>
@@ -1332,7 +550,7 @@
                       </mc:Choice>
                       <mc:Fallback>
                         <w:pict>
-                          <v:line id="Straight Connector 3" o:spid="_x0000_s1026" style="position:absolute;z-index:251666432;visibility:visible;mso-wrap-style:square;mso-width-percent:0;mso-wrap-distance-left:9pt;mso-wrap-distance-top:0;mso-wrap-distance-right:9pt;mso-wrap-distance-bottom:0;mso-position-horizontal:absolute;mso-position-horizontal-relative:text;mso-position-vertical:absolute;mso-position-vertical-relative:text;mso-width-percent:0;mso-width-relative:margin" from="23.5pt,8.35pt" to="143.7pt,8.35pt" o:gfxdata="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" strokecolor="black [3213]" strokeweight=".5pt">
+                          <v:line id="Straight Connector 3" o:spid="_x0000_s1026" style="position:absolute;z-index:251662336;visibility:visible;mso-wrap-style:square;mso-width-percent:0;mso-wrap-distance-left:9pt;mso-wrap-distance-top:0;mso-wrap-distance-right:9pt;mso-wrap-distance-bottom:0;mso-position-horizontal:absolute;mso-position-horizontal-relative:text;mso-position-vertical:absolute;mso-position-vertical-relative:text;mso-width-percent:0;mso-width-relative:margin" from="23.5pt,8.35pt" to="143.7pt,8.35pt" o:gfxdata="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" strokecolor="black [3213]" strokeweight=".5pt">
                             <v:stroke joinstyle="miter"/>
                           </v:line>
                         </w:pict>
@@ -1341,20 +559,20 @@
                   </w:r>
                   <w:r>
                     <w:rPr>
-                      <w:rFonts w:ascii="Tahoma" w:eastAsia="Arial" w:hAnsi="Tahoma" w:cs="Tahoma"/>
+                      <w:rFonts w:ascii="Arial Narrow" w:eastAsia="Arial" w:hAnsi="Arial Narrow" w:cs="Arial"/>
                       <w:bCs/>
-                      <w:sz w:val="16"/>
-                      <w:szCs w:val="16"/>
+                      <w:sz w:val="14"/>
+                      <w:szCs w:val="14"/>
                     </w:rPr>
                     <w:t>{</w:t>
                   </w:r>
                   <w:proofErr w:type="spellStart"/>
                   <w:r>
                     <w:rPr>
-                      <w:rFonts w:ascii="Tahoma" w:hAnsi="Tahoma" w:cs="Tahoma"/>
+                      <w:rFonts w:ascii="Consolas" w:hAnsi="Consolas" w:cs="Consolas"/>
                       <w:color w:val="000000"/>
-                      <w:sz w:val="16"/>
-                      <w:szCs w:val="16"/>
+                      <w:sz w:val="19"/>
+                      <w:szCs w:val="19"/>
                       <w:highlight w:val="white"/>
                     </w:rPr>
                     <w:t>CheckedByName</w:t>
@@ -1362,10 +580,10 @@
                   <w:proofErr w:type="spellEnd"/>
                   <w:r>
                     <w:rPr>
-                      <w:rFonts w:ascii="Tahoma" w:eastAsia="Arial" w:hAnsi="Tahoma" w:cs="Tahoma"/>
+                      <w:rFonts w:ascii="Arial Narrow" w:eastAsia="Arial" w:hAnsi="Arial Narrow" w:cs="Arial"/>
                       <w:bCs/>
-                      <w:sz w:val="16"/>
-                      <w:szCs w:val="16"/>
+                      <w:sz w:val="14"/>
+                      <w:szCs w:val="14"/>
                     </w:rPr>
                     <w:t>}</w:t>
                   </w:r>
@@ -1377,28 +595,28 @@
                 </w:tcPr>
                 <w:p>
                   <w:pPr>
-                    <w:framePr w:hSpace="180" w:wrap="around" w:vAnchor="page" w:hAnchor="margin" w:xAlign="center" w:y="2798"/>
+                    <w:framePr w:hSpace="180" w:wrap="around" w:vAnchor="page" w:hAnchor="page" w:x="676" w:y="1321"/>
                     <w:jc w:val="center"/>
                     <w:rPr>
-                      <w:rFonts w:ascii="Tahoma" w:eastAsia="Arial" w:hAnsi="Tahoma" w:cs="Tahoma"/>
+                      <w:rFonts w:ascii="Arial Narrow" w:eastAsia="Arial" w:hAnsi="Arial Narrow" w:cs="Arial"/>
                       <w:bCs/>
-                      <w:sz w:val="16"/>
-                      <w:szCs w:val="16"/>
+                      <w:sz w:val="14"/>
+                      <w:szCs w:val="14"/>
                     </w:rPr>
                   </w:pPr>
                   <w:r>
                     <w:rPr>
-                      <w:rFonts w:ascii="Tahoma" w:eastAsia="Arial" w:hAnsi="Tahoma" w:cs="Tahoma"/>
+                      <w:rFonts w:ascii="Arial Narrow" w:eastAsia="Arial" w:hAnsi="Arial Narrow" w:cs="Arial"/>
                       <w:bCs/>
                       <w:noProof/>
                       <w:color w:val="000000" w:themeColor="text1"/>
-                      <w:sz w:val="16"/>
-                      <w:szCs w:val="16"/>
+                      <w:sz w:val="14"/>
+                      <w:szCs w:val="14"/>
                     </w:rPr>
                     <mc:AlternateContent>
                       <mc:Choice Requires="wps">
                         <w:drawing>
-                          <wp:anchor distT="0" distB="0" distL="114300" distR="114300" simplePos="0" relativeHeight="251667456" behindDoc="0" locked="0" layoutInCell="1" allowOverlap="1" wp14:anchorId="76DF0F44" wp14:editId="6659A541">
+                          <wp:anchor distT="0" distB="0" distL="114300" distR="114300" simplePos="0" relativeHeight="251663360" behindDoc="0" locked="0" layoutInCell="1" allowOverlap="1" wp14:anchorId="347746D8" wp14:editId="5EE58F27">
                             <wp:simplePos x="0" y="0"/>
                             <wp:positionH relativeFrom="column">
                               <wp:posOffset>395991</wp:posOffset>
@@ -1452,7 +670,7 @@
                       </mc:Choice>
                       <mc:Fallback>
                         <w:pict>
-                          <v:line id="Straight Connector 5" o:spid="_x0000_s1026" style="position:absolute;z-index:251667456;visibility:visible;mso-wrap-style:square;mso-wrap-distance-left:9pt;mso-wrap-distance-top:0;mso-wrap-distance-right:9pt;mso-wrap-distance-bottom:0;mso-position-horizontal:absolute;mso-position-horizontal-relative:text;mso-position-vertical:absolute;mso-position-vertical-relative:text" from="31.2pt,8.35pt" to="143.25pt,8.35pt" o:gfxdata="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" strokecolor="black [3213]" strokeweight=".5pt">
+                          <v:line id="Straight Connector 5" o:spid="_x0000_s1026" style="position:absolute;z-index:251663360;visibility:visible;mso-wrap-style:square;mso-wrap-distance-left:9pt;mso-wrap-distance-top:0;mso-wrap-distance-right:9pt;mso-wrap-distance-bottom:0;mso-position-horizontal:absolute;mso-position-horizontal-relative:text;mso-position-vertical:absolute;mso-position-vertical-relative:text" from="31.2pt,8.35pt" to="143.25pt,8.35pt" o:gfxdata="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" strokecolor="black [3213]" strokeweight=".5pt">
                             <v:stroke joinstyle="miter"/>
                           </v:line>
                         </w:pict>
@@ -1461,20 +679,20 @@
                   </w:r>
                   <w:r>
                     <w:rPr>
-                      <w:rFonts w:ascii="Tahoma" w:eastAsia="Arial" w:hAnsi="Tahoma" w:cs="Tahoma"/>
+                      <w:rFonts w:ascii="Arial Narrow" w:eastAsia="Arial" w:hAnsi="Arial Narrow" w:cs="Arial"/>
                       <w:bCs/>
-                      <w:sz w:val="16"/>
-                      <w:szCs w:val="16"/>
+                      <w:sz w:val="14"/>
+                      <w:szCs w:val="14"/>
                     </w:rPr>
                     <w:t>{</w:t>
                   </w:r>
                   <w:proofErr w:type="spellStart"/>
                   <w:r>
                     <w:rPr>
-                      <w:rFonts w:ascii="Tahoma" w:hAnsi="Tahoma" w:cs="Tahoma"/>
+                      <w:rFonts w:ascii="Consolas" w:hAnsi="Consolas" w:cs="Consolas"/>
                       <w:color w:val="000000"/>
-                      <w:sz w:val="16"/>
-                      <w:szCs w:val="16"/>
+                      <w:sz w:val="19"/>
+                      <w:szCs w:val="19"/>
                       <w:highlight w:val="white"/>
                     </w:rPr>
                     <w:t>AuthorizedByName</w:t>
@@ -1482,10 +700,10 @@
                   <w:proofErr w:type="spellEnd"/>
                   <w:r>
                     <w:rPr>
-                      <w:rFonts w:ascii="Tahoma" w:eastAsia="Arial" w:hAnsi="Tahoma" w:cs="Tahoma"/>
+                      <w:rFonts w:ascii="Arial Narrow" w:eastAsia="Arial" w:hAnsi="Arial Narrow" w:cs="Arial"/>
                       <w:bCs/>
-                      <w:sz w:val="16"/>
-                      <w:szCs w:val="16"/>
+                      <w:sz w:val="14"/>
+                      <w:szCs w:val="14"/>
                     </w:rPr>
                     <w:t>}</w:t>
                   </w:r>
@@ -1503,33 +721,24 @@
                 </w:tcPr>
                 <w:p>
                   <w:pPr>
-                    <w:framePr w:hSpace="180" w:wrap="around" w:vAnchor="page" w:hAnchor="margin" w:xAlign="center" w:y="2798"/>
+                    <w:framePr w:hSpace="180" w:wrap="around" w:vAnchor="page" w:hAnchor="page" w:x="676" w:y="1321"/>
+                    <w:jc w:val="center"/>
                     <w:rPr>
-                      <w:rFonts w:ascii="Tahoma" w:eastAsia="Arial" w:hAnsi="Tahoma" w:cs="Tahoma"/>
+                      <w:rFonts w:ascii="Arial Narrow" w:eastAsia="Arial" w:hAnsi="Arial Narrow" w:cs="Arial"/>
                       <w:b/>
                       <w:bCs/>
-                      <w:sz w:val="16"/>
-                      <w:szCs w:val="16"/>
+                      <w:sz w:val="18"/>
+                      <w:szCs w:val="18"/>
                     </w:rPr>
                   </w:pPr>
-                  <w:r>
-                    <w:rPr>
-                      <w:rFonts w:ascii="Tahoma" w:eastAsia="Arial" w:hAnsi="Tahoma" w:cs="Tahoma"/>
-                      <w:b/>
-                      <w:bCs/>
-                      <w:sz w:val="16"/>
-                      <w:szCs w:val="16"/>
-                    </w:rPr>
-                    <w:t xml:space="preserve">                      </w:t>
-                  </w:r>
                   <w:proofErr w:type="spellStart"/>
                   <w:r>
                     <w:rPr>
-                      <w:rFonts w:ascii="Tahoma" w:eastAsia="Arial" w:hAnsi="Tahoma" w:cs="Tahoma"/>
+                      <w:rFonts w:ascii="Arial Narrow" w:eastAsia="Arial" w:hAnsi="Arial Narrow" w:cs="Arial"/>
                       <w:b/>
                       <w:bCs/>
-                      <w:sz w:val="16"/>
-                      <w:szCs w:val="16"/>
+                      <w:sz w:val="18"/>
+                      <w:szCs w:val="18"/>
                     </w:rPr>
                     <w:t>PareparedBy</w:t>
                   </w:r>
@@ -1542,24 +751,24 @@
                 </w:tcPr>
                 <w:p>
                   <w:pPr>
-                    <w:framePr w:hSpace="180" w:wrap="around" w:vAnchor="page" w:hAnchor="margin" w:xAlign="center" w:y="2798"/>
+                    <w:framePr w:hSpace="180" w:wrap="around" w:vAnchor="page" w:hAnchor="page" w:x="676" w:y="1321"/>
                     <w:jc w:val="center"/>
                     <w:rPr>
-                      <w:rFonts w:ascii="Tahoma" w:eastAsia="Arial" w:hAnsi="Tahoma" w:cs="Tahoma"/>
+                      <w:rFonts w:ascii="Arial Narrow" w:eastAsia="Arial" w:hAnsi="Arial Narrow" w:cs="Arial"/>
                       <w:b/>
                       <w:bCs/>
-                      <w:sz w:val="16"/>
-                      <w:szCs w:val="16"/>
+                      <w:sz w:val="18"/>
+                      <w:szCs w:val="18"/>
                     </w:rPr>
                   </w:pPr>
                   <w:proofErr w:type="spellStart"/>
                   <w:r>
                     <w:rPr>
-                      <w:rFonts w:ascii="Tahoma" w:eastAsia="Arial" w:hAnsi="Tahoma" w:cs="Tahoma"/>
+                      <w:rFonts w:ascii="Arial Narrow" w:eastAsia="Arial" w:hAnsi="Arial Narrow" w:cs="Arial"/>
                       <w:b/>
                       <w:bCs/>
-                      <w:sz w:val="16"/>
-                      <w:szCs w:val="16"/>
+                      <w:sz w:val="18"/>
+                      <w:szCs w:val="18"/>
                     </w:rPr>
                     <w:t>CheckedBy</w:t>
                   </w:r>
@@ -1572,24 +781,24 @@
                 </w:tcPr>
                 <w:p>
                   <w:pPr>
-                    <w:framePr w:hSpace="180" w:wrap="around" w:vAnchor="page" w:hAnchor="margin" w:xAlign="center" w:y="2798"/>
+                    <w:framePr w:hSpace="180" w:wrap="around" w:vAnchor="page" w:hAnchor="page" w:x="676" w:y="1321"/>
                     <w:jc w:val="center"/>
                     <w:rPr>
-                      <w:rFonts w:ascii="Tahoma" w:eastAsia="Arial" w:hAnsi="Tahoma" w:cs="Tahoma"/>
+                      <w:rFonts w:ascii="Arial Narrow" w:eastAsia="Arial" w:hAnsi="Arial Narrow" w:cs="Arial"/>
                       <w:b/>
                       <w:bCs/>
-                      <w:sz w:val="16"/>
-                      <w:szCs w:val="16"/>
+                      <w:sz w:val="18"/>
+                      <w:szCs w:val="18"/>
                     </w:rPr>
                   </w:pPr>
                   <w:proofErr w:type="spellStart"/>
                   <w:r>
                     <w:rPr>
-                      <w:rFonts w:ascii="Tahoma" w:eastAsia="Arial" w:hAnsi="Tahoma" w:cs="Tahoma"/>
+                      <w:rFonts w:ascii="Arial Narrow" w:eastAsia="Arial" w:hAnsi="Arial Narrow" w:cs="Arial"/>
                       <w:b/>
                       <w:bCs/>
-                      <w:sz w:val="16"/>
-                      <w:szCs w:val="16"/>
+                      <w:sz w:val="18"/>
+                      <w:szCs w:val="18"/>
                     </w:rPr>
                     <w:t>AuthorizedBy</w:t>
                   </w:r>
@@ -1601,11 +810,11 @@
           <w:p>
             <w:pPr>
               <w:rPr>
-                <w:rFonts w:ascii="Tahoma" w:eastAsia="Arial" w:hAnsi="Tahoma" w:cs="Tahoma"/>
+                <w:rFonts w:ascii="Arial Narrow" w:eastAsia="Arial" w:hAnsi="Arial Narrow" w:cs="Arial"/>
                 <w:b/>
                 <w:bCs/>
-                <w:sz w:val="16"/>
-                <w:szCs w:val="16"/>
+                <w:sz w:val="14"/>
+                <w:szCs w:val="14"/>
                 <w:u w:val="single"/>
               </w:rPr>
             </w:pPr>
@@ -1613,40 +822,23 @@
         </w:tc>
       </w:tr>
     </w:tbl>
-    <w:p/>
     <w:p>
       <w:pPr>
-        <w:tabs>
-          <w:tab w:val="left" w:pos="1256"/>
-        </w:tabs>
-      </w:pPr>
-      <w:r>
-        <w:tab/>
-      </w:r>
-    </w:p>
-    <w:p/>
-    <w:p>
-      <w:pPr>
-        <w:tabs>
-          <w:tab w:val="left" w:pos="1540"/>
-        </w:tabs>
-      </w:pPr>
-      <w:r>
-        <w:tab/>
-      </w:r>
-    </w:p>
-    <w:p>
-      <w:pPr>
-        <w:tabs>
-          <w:tab w:val="left" w:pos="1540"/>
-        </w:tabs>
+        <w:jc w:val="both"/>
+        <w:rPr>
+          <w:noProof/>
+        </w:rPr>
       </w:pPr>
     </w:p>
     <w:sectPr>
-      <w:headerReference w:type="default" r:id="rId9"/>
-      <w:footerReference w:type="default" r:id="rId10"/>
-      <w:pgSz w:w="20160" w:h="12240" w:orient="landscape" w:code="5"/>
-      <w:pgMar w:top="1440" w:right="1800" w:bottom="1440" w:left="1800" w:header="0" w:footer="0" w:gutter="0"/>
+      <w:headerReference w:type="even" r:id="rId9"/>
+      <w:headerReference w:type="default" r:id="rId10"/>
+      <w:footerReference w:type="even" r:id="rId11"/>
+      <w:footerReference w:type="default" r:id="rId12"/>
+      <w:headerReference w:type="first" r:id="rId13"/>
+      <w:footerReference w:type="first" r:id="rId14"/>
+      <w:pgSz w:w="15840" w:h="12240" w:orient="landscape"/>
+      <w:pgMar w:top="1440" w:right="1267" w:bottom="1440" w:left="360" w:header="0" w:footer="0" w:gutter="0"/>
       <w:cols w:space="720"/>
       <w:docGrid w:linePitch="360"/>
     </w:sectPr>
@@ -1658,6 +850,9 @@
 <w:endnotes xmlns:wpc="http://schemas.microsoft.com/office/word/2010/wordprocessingCanvas" xmlns:mc="http://schemas.openxmlformats.org/markup-compatibility/2006" xmlns:o="urn:schemas-microsoft-com:office:office" xmlns:r="http://schemas.openxmlformats.org/officeDocument/2006/relationships" xmlns:m="http://schemas.openxmlformats.org/officeDocument/2006/math" xmlns:v="urn:schemas-microsoft-com:vml" xmlns:wp14="http://schemas.microsoft.com/office/word/2010/wordprocessingDrawing" xmlns:wp="http://schemas.openxmlformats.org/drawingml/2006/wordprocessingDrawing" xmlns:w10="urn:schemas-microsoft-com:office:word" xmlns:w="http://schemas.openxmlformats.org/wordprocessingml/2006/main" xmlns:w14="http://schemas.microsoft.com/office/word/2010/wordml" xmlns:wpg="http://schemas.microsoft.com/office/word/2010/wordprocessingGroup" xmlns:wpi="http://schemas.microsoft.com/office/word/2010/wordprocessingInk" xmlns:wne="http://schemas.microsoft.com/office/word/2006/wordml" xmlns:wps="http://schemas.microsoft.com/office/word/2010/wordprocessingShape" mc:Ignorable="w14 wp14">
   <w:endnote w:type="separator" w:id="-1">
     <w:p>
+      <w:pPr>
+        <w:spacing w:after="0" w:line="240" w:lineRule="auto"/>
+      </w:pPr>
       <w:r>
         <w:separator/>
       </w:r>
@@ -1665,6 +860,9 @@
   </w:endnote>
   <w:endnote w:type="continuationSeparator" w:id="0">
     <w:p>
+      <w:pPr>
+        <w:spacing w:after="0" w:line="240" w:lineRule="auto"/>
+      </w:pPr>
       <w:r>
         <w:continuationSeparator/>
       </w:r>
@@ -1675,131 +873,63 @@
 
 <file path=word/footer1.xml><?xml version="1.0" encoding="utf-8"?>
 <w:ftr xmlns:wpc="http://schemas.microsoft.com/office/word/2010/wordprocessingCanvas" xmlns:mc="http://schemas.openxmlformats.org/markup-compatibility/2006" xmlns:o="urn:schemas-microsoft-com:office:office" xmlns:r="http://schemas.openxmlformats.org/officeDocument/2006/relationships" xmlns:m="http://schemas.openxmlformats.org/officeDocument/2006/math" xmlns:v="urn:schemas-microsoft-com:vml" xmlns:wp14="http://schemas.microsoft.com/office/word/2010/wordprocessingDrawing" xmlns:wp="http://schemas.openxmlformats.org/drawingml/2006/wordprocessingDrawing" xmlns:w10="urn:schemas-microsoft-com:office:word" xmlns:w="http://schemas.openxmlformats.org/wordprocessingml/2006/main" xmlns:w14="http://schemas.microsoft.com/office/word/2010/wordml" xmlns:wpg="http://schemas.microsoft.com/office/word/2010/wordprocessingGroup" xmlns:wpi="http://schemas.microsoft.com/office/word/2010/wordprocessingInk" xmlns:wne="http://schemas.microsoft.com/office/word/2006/wordml" xmlns:wps="http://schemas.microsoft.com/office/word/2010/wordprocessingShape" mc:Ignorable="w14 wp14">
-  <w:sdt>
-    <w:sdtPr>
-      <w:id w:val="328251320"/>
-      <w:docPartObj>
-        <w:docPartGallery w:val="Page Numbers (Bottom of Page)"/>
-        <w:docPartUnique/>
-      </w:docPartObj>
-    </w:sdtPr>
-    <w:sdtEndPr>
-      <w:rPr>
-        <w:noProof/>
-      </w:rPr>
-    </w:sdtEndPr>
-    <w:sdtContent>
-      <w:p>
-        <w:pPr>
-          <w:pStyle w:val="Footer"/>
-          <w:jc w:val="right"/>
-        </w:pPr>
-        <w:r>
-          <w:fldChar w:fldCharType="begin"/>
-        </w:r>
-        <w:r>
-          <w:instrText xml:space="preserve"> PAGE   \* MERGEFORMAT </w:instrText>
-        </w:r>
-        <w:r>
-          <w:fldChar w:fldCharType="separate"/>
-        </w:r>
-        <w:r>
-          <w:rPr>
-            <w:noProof/>
-          </w:rPr>
-          <w:t>1</w:t>
-        </w:r>
-        <w:r>
-          <w:rPr>
-            <w:noProof/>
-          </w:rPr>
-          <w:fldChar w:fldCharType="end"/>
-        </w:r>
-      </w:p>
-    </w:sdtContent>
-  </w:sdt>
+  <w:p>
+    <w:pPr>
+      <w:pStyle w:val="Footer"/>
+    </w:pPr>
+  </w:p>
+</w:ftr>
+</file>
+
+<file path=word/footer2.xml><?xml version="1.0" encoding="utf-8"?>
+<w:ftr xmlns:wpc="http://schemas.microsoft.com/office/word/2010/wordprocessingCanvas" xmlns:mc="http://schemas.openxmlformats.org/markup-compatibility/2006" xmlns:o="urn:schemas-microsoft-com:office:office" xmlns:r="http://schemas.openxmlformats.org/officeDocument/2006/relationships" xmlns:m="http://schemas.openxmlformats.org/officeDocument/2006/math" xmlns:v="urn:schemas-microsoft-com:vml" xmlns:wp14="http://schemas.microsoft.com/office/word/2010/wordprocessingDrawing" xmlns:wp="http://schemas.openxmlformats.org/drawingml/2006/wordprocessingDrawing" xmlns:w10="urn:schemas-microsoft-com:office:word" xmlns:w="http://schemas.openxmlformats.org/wordprocessingml/2006/main" xmlns:w14="http://schemas.microsoft.com/office/word/2010/wordml" xmlns:wpg="http://schemas.microsoft.com/office/word/2010/wordprocessingGroup" xmlns:wpi="http://schemas.microsoft.com/office/word/2010/wordprocessingInk" xmlns:wne="http://schemas.microsoft.com/office/word/2006/wordml" xmlns:wps="http://schemas.microsoft.com/office/word/2010/wordprocessingShape" mc:Ignorable="w14 wp14">
   <w:p>
     <w:pPr>
       <w:pStyle w:val="Footer"/>
       <w:jc w:val="center"/>
-      <w:rPr>
-        <w:rFonts w:ascii="Tahoma" w:hAnsi="Tahoma" w:cs="Tahoma"/>
-        <w:sz w:val="16"/>
-        <w:szCs w:val="16"/>
-      </w:rPr>
     </w:pPr>
     <w:proofErr w:type="spellStart"/>
     <w:r>
-      <w:rPr>
-        <w:rFonts w:ascii="Tahoma" w:hAnsi="Tahoma" w:cs="Tahoma"/>
-        <w:sz w:val="16"/>
-        <w:szCs w:val="16"/>
-      </w:rPr>
       <w:t>Sadma</w:t>
     </w:r>
     <w:proofErr w:type="spellEnd"/>
     <w:r>
-      <w:rPr>
-        <w:rFonts w:ascii="Tahoma" w:hAnsi="Tahoma" w:cs="Tahoma"/>
-        <w:sz w:val="16"/>
-        <w:szCs w:val="16"/>
-      </w:rPr>
       <w:t xml:space="preserve"> Fashion Wear Ltd </w:t>
     </w:r>
     <w:proofErr w:type="spellStart"/>
     <w:r>
-      <w:rPr>
-        <w:rFonts w:ascii="Tahoma" w:hAnsi="Tahoma" w:cs="Tahoma"/>
-        <w:sz w:val="16"/>
-        <w:szCs w:val="16"/>
-      </w:rPr>
       <w:t>Mouchak</w:t>
     </w:r>
     <w:proofErr w:type="spellEnd"/>
     <w:r>
-      <w:rPr>
-        <w:rFonts w:ascii="Tahoma" w:hAnsi="Tahoma" w:cs="Tahoma"/>
-        <w:sz w:val="16"/>
-        <w:szCs w:val="16"/>
-      </w:rPr>
       <w:t xml:space="preserve"> (1751), </w:t>
     </w:r>
     <w:proofErr w:type="spellStart"/>
     <w:r>
-      <w:rPr>
-        <w:rFonts w:ascii="Tahoma" w:hAnsi="Tahoma" w:cs="Tahoma"/>
-        <w:sz w:val="16"/>
-        <w:szCs w:val="16"/>
-      </w:rPr>
       <w:t>Kaliakair</w:t>
     </w:r>
     <w:proofErr w:type="spellEnd"/>
     <w:r>
-      <w:rPr>
-        <w:rFonts w:ascii="Tahoma" w:hAnsi="Tahoma" w:cs="Tahoma"/>
-        <w:sz w:val="16"/>
-        <w:szCs w:val="16"/>
-      </w:rPr>
       <w:t xml:space="preserve">.  </w:t>
     </w:r>
     <w:proofErr w:type="spellStart"/>
     <w:r>
-      <w:rPr>
-        <w:rFonts w:ascii="Tahoma" w:hAnsi="Tahoma" w:cs="Tahoma"/>
-        <w:sz w:val="16"/>
-        <w:szCs w:val="16"/>
-      </w:rPr>
       <w:t>Gazipur</w:t>
     </w:r>
     <w:proofErr w:type="spellEnd"/>
     <w:r>
-      <w:rPr>
-        <w:rFonts w:ascii="Tahoma" w:hAnsi="Tahoma" w:cs="Tahoma"/>
-        <w:sz w:val="16"/>
-        <w:szCs w:val="16"/>
-      </w:rPr>
       <w:t>, Dhaka, Bangladesh.</w:t>
     </w:r>
+  </w:p>
+</w:ftr>
+</file>
+
+<file path=word/footer3.xml><?xml version="1.0" encoding="utf-8"?>
+<w:ftr xmlns:wpc="http://schemas.microsoft.com/office/word/2010/wordprocessingCanvas" xmlns:mc="http://schemas.openxmlformats.org/markup-compatibility/2006" xmlns:o="urn:schemas-microsoft-com:office:office" xmlns:r="http://schemas.openxmlformats.org/officeDocument/2006/relationships" xmlns:m="http://schemas.openxmlformats.org/officeDocument/2006/math" xmlns:v="urn:schemas-microsoft-com:vml" xmlns:wp14="http://schemas.microsoft.com/office/word/2010/wordprocessingDrawing" xmlns:wp="http://schemas.openxmlformats.org/drawingml/2006/wordprocessingDrawing" xmlns:w10="urn:schemas-microsoft-com:office:word" xmlns:w="http://schemas.openxmlformats.org/wordprocessingml/2006/main" xmlns:w14="http://schemas.microsoft.com/office/word/2010/wordml" xmlns:wpg="http://schemas.microsoft.com/office/word/2010/wordprocessingGroup" xmlns:wpi="http://schemas.microsoft.com/office/word/2010/wordprocessingInk" xmlns:wne="http://schemas.microsoft.com/office/word/2006/wordml" xmlns:wps="http://schemas.microsoft.com/office/word/2010/wordprocessingShape" mc:Ignorable="w14 wp14">
+  <w:p>
+    <w:pPr>
+      <w:pStyle w:val="Footer"/>
+    </w:pPr>
   </w:p>
 </w:ftr>
 </file>
@@ -1808,6 +938,9 @@
 <w:footnotes xmlns:wpc="http://schemas.microsoft.com/office/word/2010/wordprocessingCanvas" xmlns:mc="http://schemas.openxmlformats.org/markup-compatibility/2006" xmlns:o="urn:schemas-microsoft-com:office:office" xmlns:r="http://schemas.openxmlformats.org/officeDocument/2006/relationships" xmlns:m="http://schemas.openxmlformats.org/officeDocument/2006/math" xmlns:v="urn:schemas-microsoft-com:vml" xmlns:wp14="http://schemas.microsoft.com/office/word/2010/wordprocessingDrawing" xmlns:wp="http://schemas.openxmlformats.org/drawingml/2006/wordprocessingDrawing" xmlns:w10="urn:schemas-microsoft-com:office:word" xmlns:w="http://schemas.openxmlformats.org/wordprocessingml/2006/main" xmlns:w14="http://schemas.microsoft.com/office/word/2010/wordml" xmlns:wpg="http://schemas.microsoft.com/office/word/2010/wordprocessingGroup" xmlns:wpi="http://schemas.microsoft.com/office/word/2010/wordprocessingInk" xmlns:wne="http://schemas.microsoft.com/office/word/2006/wordml" xmlns:wps="http://schemas.microsoft.com/office/word/2010/wordprocessingShape" mc:Ignorable="w14 wp14">
   <w:footnote w:type="separator" w:id="-1">
     <w:p>
+      <w:pPr>
+        <w:spacing w:after="0" w:line="240" w:lineRule="auto"/>
+      </w:pPr>
       <w:r>
         <w:separator/>
       </w:r>
@@ -1815,6 +948,9 @@
   </w:footnote>
   <w:footnote w:type="continuationSeparator" w:id="0">
     <w:p>
+      <w:pPr>
+        <w:spacing w:after="0" w:line="240" w:lineRule="auto"/>
+      </w:pPr>
       <w:r>
         <w:continuationSeparator/>
       </w:r>
@@ -1828,18 +964,25 @@
   <w:p>
     <w:pPr>
       <w:pStyle w:val="Header"/>
+    </w:pPr>
+  </w:p>
+</w:hdr>
+</file>
+
+<file path=word/header2.xml><?xml version="1.0" encoding="utf-8"?>
+<w:hdr xmlns:wpc="http://schemas.microsoft.com/office/word/2010/wordprocessingCanvas" xmlns:mc="http://schemas.openxmlformats.org/markup-compatibility/2006" xmlns:o="urn:schemas-microsoft-com:office:office" xmlns:r="http://schemas.openxmlformats.org/officeDocument/2006/relationships" xmlns:m="http://schemas.openxmlformats.org/officeDocument/2006/math" xmlns:v="urn:schemas-microsoft-com:vml" xmlns:wp14="http://schemas.microsoft.com/office/word/2010/wordprocessingDrawing" xmlns:wp="http://schemas.openxmlformats.org/drawingml/2006/wordprocessingDrawing" xmlns:w10="urn:schemas-microsoft-com:office:word" xmlns:w="http://schemas.openxmlformats.org/wordprocessingml/2006/main" xmlns:w14="http://schemas.microsoft.com/office/word/2010/wordml" xmlns:wpg="http://schemas.microsoft.com/office/word/2010/wordprocessingGroup" xmlns:wpi="http://schemas.microsoft.com/office/word/2010/wordprocessingInk" xmlns:wne="http://schemas.microsoft.com/office/word/2006/wordml" xmlns:wps="http://schemas.microsoft.com/office/word/2010/wordprocessingShape" mc:Ignorable="w14 wp14">
+  <w:p>
+    <w:pPr>
+      <w:pStyle w:val="Header"/>
       <w:tabs>
         <w:tab w:val="clear" w:pos="4680"/>
         <w:tab w:val="clear" w:pos="9360"/>
         <w:tab w:val="left" w:pos="12397"/>
       </w:tabs>
-      <w:rPr>
-        <w:noProof/>
-      </w:rPr>
     </w:pPr>
     <w:r>
       <w:rPr>
-        <w:rFonts w:ascii="Arial" w:eastAsia="Arial" w:hAnsi="Arial" w:cs="Arial"/>
+        <w:rFonts w:ascii="Arial Narrow" w:eastAsia="Arial" w:hAnsi="Arial Narrow" w:cs="Arial"/>
         <w:b/>
         <w:bCs/>
         <w:noProof/>
@@ -1849,15 +992,15 @@
       <mc:AlternateContent>
         <mc:Choice Requires="wps">
           <w:drawing>
-            <wp:anchor distT="45720" distB="45720" distL="114300" distR="114300" simplePos="0" relativeHeight="251664384" behindDoc="1" locked="0" layoutInCell="1" allowOverlap="1" wp14:anchorId="7B6BCF69" wp14:editId="47349CF4">
+            <wp:anchor distT="45720" distB="45720" distL="114300" distR="114300" simplePos="0" relativeHeight="251664384" behindDoc="1" locked="0" layoutInCell="1" allowOverlap="1" wp14:anchorId="68CC6DF4" wp14:editId="7FEFA79D">
               <wp:simplePos x="0" y="0"/>
               <wp:positionH relativeFrom="page">
-                <wp:posOffset>10429477</wp:posOffset>
+                <wp:posOffset>7013050</wp:posOffset>
               </wp:positionH>
               <wp:positionV relativeFrom="paragraph">
-                <wp:posOffset>147955</wp:posOffset>
+                <wp:posOffset>39757</wp:posOffset>
               </wp:positionV>
-              <wp:extent cx="1997710" cy="768985"/>
+              <wp:extent cx="2043430" cy="803081"/>
               <wp:effectExtent l="0" t="0" r="0" b="0"/>
               <wp:wrapNone/>
               <wp:docPr id="11" name="Text Box 2"/>
@@ -1873,7 +1016,7 @@
                     <wps:spPr bwMode="auto">
                       <a:xfrm>
                         <a:off x="0" y="0"/>
-                        <a:ext cx="1997710" cy="768985"/>
+                        <a:ext cx="2043430" cy="803081"/>
                       </a:xfrm>
                       <a:prstGeom prst="rect">
                         <a:avLst/>
@@ -1891,10 +1034,41 @@
                         <w:p>
                           <w:pPr>
                             <w:spacing w:line="278" w:lineRule="auto"/>
-                            <w:ind w:right="40"/>
-                            <w:jc w:val="both"/>
+                            <w:ind w:left="720" w:right="40"/>
                             <w:rPr>
-                              <w:rFonts w:ascii="Tahoma" w:eastAsia="Arial" w:hAnsi="Tahoma" w:cs="Tahoma"/>
+                              <w:rFonts w:ascii="Arial" w:eastAsia="Arial" w:hAnsi="Arial" w:cs="Arial"/>
+                              <w:b/>
+                              <w:sz w:val="16"/>
+                              <w:szCs w:val="16"/>
+                            </w:rPr>
+                          </w:pPr>
+                          <w:proofErr w:type="spellStart"/>
+                          <w:r>
+                            <w:rPr>
+                              <w:rFonts w:ascii="Arial" w:eastAsia="Arial" w:hAnsi="Arial" w:cs="Arial"/>
+                              <w:b/>
+                              <w:sz w:val="16"/>
+                              <w:szCs w:val="16"/>
+                            </w:rPr>
+                            <w:t>Sadma</w:t>
+                          </w:r>
+                          <w:proofErr w:type="spellEnd"/>
+                          <w:r>
+                            <w:rPr>
+                              <w:rFonts w:ascii="Arial" w:eastAsia="Arial" w:hAnsi="Arial" w:cs="Arial"/>
+                              <w:b/>
+                              <w:sz w:val="16"/>
+                              <w:szCs w:val="16"/>
+                            </w:rPr>
+                            <w:t xml:space="preserve"> Fashion Wear Ltd</w:t>
+                          </w:r>
+                        </w:p>
+                        <w:p>
+                          <w:pPr>
+                            <w:spacing w:line="278" w:lineRule="auto"/>
+                            <w:ind w:left="720" w:right="40"/>
+                            <w:rPr>
+                              <w:rFonts w:ascii="Arial" w:eastAsia="Arial" w:hAnsi="Arial" w:cs="Arial"/>
                               <w:sz w:val="16"/>
                               <w:szCs w:val="16"/>
                             </w:rPr>
@@ -1903,7 +1077,7 @@
                           <w:proofErr w:type="gramStart"/>
                           <w:r>
                             <w:rPr>
-                              <w:rFonts w:ascii="Tahoma" w:eastAsia="Arial" w:hAnsi="Tahoma" w:cs="Tahoma"/>
+                              <w:rFonts w:ascii="Arial" w:eastAsia="Arial" w:hAnsi="Arial" w:cs="Arial"/>
                               <w:sz w:val="16"/>
                               <w:szCs w:val="16"/>
                             </w:rPr>
@@ -1912,7 +1086,7 @@
                           <w:proofErr w:type="spellEnd"/>
                           <w:r>
                             <w:rPr>
-                              <w:rFonts w:ascii="Tahoma" w:eastAsia="Arial" w:hAnsi="Tahoma" w:cs="Tahoma"/>
+                              <w:rFonts w:ascii="Arial" w:eastAsia="Arial" w:hAnsi="Arial" w:cs="Arial"/>
                               <w:sz w:val="16"/>
                               <w:szCs w:val="16"/>
                             </w:rPr>
@@ -1921,7 +1095,7 @@
                           <w:proofErr w:type="spellStart"/>
                           <w:r>
                             <w:rPr>
-                              <w:rFonts w:ascii="Tahoma" w:eastAsia="Arial" w:hAnsi="Tahoma" w:cs="Tahoma"/>
+                              <w:rFonts w:ascii="Arial" w:eastAsia="Arial" w:hAnsi="Arial" w:cs="Arial"/>
                               <w:sz w:val="16"/>
                               <w:szCs w:val="16"/>
                             </w:rPr>
@@ -1930,7 +1104,7 @@
                           <w:proofErr w:type="spellEnd"/>
                           <w:r>
                             <w:rPr>
-                              <w:rFonts w:ascii="Tahoma" w:eastAsia="Arial" w:hAnsi="Tahoma" w:cs="Tahoma"/>
+                              <w:rFonts w:ascii="Arial" w:eastAsia="Arial" w:hAnsi="Arial" w:cs="Arial"/>
                               <w:sz w:val="16"/>
                               <w:szCs w:val="16"/>
                             </w:rPr>
@@ -1941,34 +1115,57 @@
                         <w:p>
                           <w:pPr>
                             <w:spacing w:line="278" w:lineRule="auto"/>
-                            <w:ind w:right="40"/>
-                            <w:jc w:val="both"/>
+                            <w:ind w:left="720" w:right="40"/>
+                            <w:rPr>
+                              <w:rFonts w:ascii="Arial" w:eastAsia="Arial" w:hAnsi="Arial" w:cs="Arial"/>
+                              <w:sz w:val="18"/>
+                              <w:szCs w:val="18"/>
+                            </w:rPr>
+                          </w:pPr>
+                          <w:proofErr w:type="spellStart"/>
+                          <w:r>
                             <w:rPr>
                               <w:rFonts w:ascii="Arial" w:eastAsia="Arial" w:hAnsi="Arial" w:cs="Arial"/>
                               <w:sz w:val="16"/>
                               <w:szCs w:val="16"/>
                             </w:rPr>
-                          </w:pPr>
-                          <w:proofErr w:type="spellStart"/>
+                            <w:t>Gazipur</w:t>
+                          </w:r>
                           <w:proofErr w:type="gramStart"/>
                           <w:r>
                             <w:rPr>
-                              <w:rFonts w:ascii="Tahoma" w:eastAsia="Arial" w:hAnsi="Tahoma" w:cs="Tahoma"/>
+                              <w:rFonts w:ascii="Arial" w:eastAsia="Arial" w:hAnsi="Arial" w:cs="Arial"/>
                               <w:sz w:val="16"/>
                               <w:szCs w:val="16"/>
                             </w:rPr>
-                            <w:t>Gazipur</w:t>
+                            <w:t>,</w:t>
                           </w:r>
-                          <w:proofErr w:type="spellEnd"/>
                           <w:r>
                             <w:rPr>
-                              <w:rFonts w:ascii="Tahoma" w:eastAsia="Arial" w:hAnsi="Tahoma" w:cs="Tahoma"/>
+                              <w:rFonts w:ascii="Arial" w:eastAsia="Arial" w:hAnsi="Arial" w:cs="Arial"/>
                               <w:sz w:val="16"/>
                               <w:szCs w:val="16"/>
                             </w:rPr>
-                            <w:t>, Dhaka, Bangladesh.</w:t>
+                            <w:t>Dhaka,</w:t>
                           </w:r>
+                          <w:r>
+                            <w:rPr>
+                              <w:rFonts w:ascii="Arial" w:eastAsia="Arial" w:hAnsi="Arial" w:cs="Arial"/>
+                              <w:sz w:val="18"/>
+                              <w:szCs w:val="18"/>
+                            </w:rPr>
+                            <w:t>Bangladesh</w:t>
+                          </w:r>
+                          <w:proofErr w:type="spellEnd"/>
                           <w:proofErr w:type="gramEnd"/>
+                          <w:r>
+                            <w:rPr>
+                              <w:rFonts w:ascii="Arial" w:eastAsia="Arial" w:hAnsi="Arial" w:cs="Arial"/>
+                              <w:sz w:val="18"/>
+                              <w:szCs w:val="18"/>
+                            </w:rPr>
+                            <w:t>.</w:t>
+                          </w:r>
                         </w:p>
                         <w:p>
                           <w:pPr>
@@ -2016,16 +1213,47 @@
               <v:stroke joinstyle="miter"/>
               <v:path gradientshapeok="t" o:connecttype="rect"/>
             </v:shapetype>
-            <v:shape id="_x0000_s1027" type="#_x0000_t202" style="position:absolute;margin-left:821.2pt;margin-top:11.65pt;width:157.3pt;height:60.55pt;z-index:-251652096;visibility:visible;mso-wrap-style:square;mso-width-percent:0;mso-height-percent:0;mso-wrap-distance-left:9pt;mso-wrap-distance-top:3.6pt;mso-wrap-distance-right:9pt;mso-wrap-distance-bottom:3.6pt;mso-position-horizontal:absolute;mso-position-horizontal-relative:page;mso-position-vertical:absolute;mso-position-vertical-relative:text;mso-width-percent:0;mso-height-percent:0;mso-width-relative:margin;mso-height-relative:margin;v-text-anchor:top" o:gfxdata="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" filled="f" stroked="f">
+            <v:shape id="Text Box 2" o:spid="_x0000_s1026" type="#_x0000_t202" style="position:absolute;margin-left:552.2pt;margin-top:3.15pt;width:160.9pt;height:63.25pt;z-index:-251652096;visibility:visible;mso-wrap-style:square;mso-width-percent:0;mso-height-percent:0;mso-wrap-distance-left:9pt;mso-wrap-distance-top:3.6pt;mso-wrap-distance-right:9pt;mso-wrap-distance-bottom:3.6pt;mso-position-horizontal:absolute;mso-position-horizontal-relative:page;mso-position-vertical:absolute;mso-position-vertical-relative:text;mso-width-percent:0;mso-height-percent:0;mso-width-relative:margin;mso-height-relative:margin;v-text-anchor:top" o:gfxdata="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" filled="f" stroked="f">
               <v:textbox>
                 <w:txbxContent>
                   <w:p>
                     <w:pPr>
                       <w:spacing w:line="278" w:lineRule="auto"/>
-                      <w:ind w:right="40"/>
-                      <w:jc w:val="both"/>
+                      <w:ind w:left="720" w:right="40"/>
                       <w:rPr>
-                        <w:rFonts w:ascii="Tahoma" w:eastAsia="Arial" w:hAnsi="Tahoma" w:cs="Tahoma"/>
+                        <w:rFonts w:ascii="Arial" w:eastAsia="Arial" w:hAnsi="Arial" w:cs="Arial"/>
+                        <w:b/>
+                        <w:sz w:val="16"/>
+                        <w:szCs w:val="16"/>
+                      </w:rPr>
+                    </w:pPr>
+                    <w:proofErr w:type="spellStart"/>
+                    <w:r>
+                      <w:rPr>
+                        <w:rFonts w:ascii="Arial" w:eastAsia="Arial" w:hAnsi="Arial" w:cs="Arial"/>
+                        <w:b/>
+                        <w:sz w:val="16"/>
+                        <w:szCs w:val="16"/>
+                      </w:rPr>
+                      <w:t>Sadma</w:t>
+                    </w:r>
+                    <w:proofErr w:type="spellEnd"/>
+                    <w:r>
+                      <w:rPr>
+                        <w:rFonts w:ascii="Arial" w:eastAsia="Arial" w:hAnsi="Arial" w:cs="Arial"/>
+                        <w:b/>
+                        <w:sz w:val="16"/>
+                        <w:szCs w:val="16"/>
+                      </w:rPr>
+                      <w:t xml:space="preserve"> Fashion Wear Ltd</w:t>
+                    </w:r>
+                  </w:p>
+                  <w:p>
+                    <w:pPr>
+                      <w:spacing w:line="278" w:lineRule="auto"/>
+                      <w:ind w:left="720" w:right="40"/>
+                      <w:rPr>
+                        <w:rFonts w:ascii="Arial" w:eastAsia="Arial" w:hAnsi="Arial" w:cs="Arial"/>
                         <w:sz w:val="16"/>
                         <w:szCs w:val="16"/>
                       </w:rPr>
@@ -2034,7 +1262,7 @@
                     <w:proofErr w:type="gramStart"/>
                     <w:r>
                       <w:rPr>
-                        <w:rFonts w:ascii="Tahoma" w:eastAsia="Arial" w:hAnsi="Tahoma" w:cs="Tahoma"/>
+                        <w:rFonts w:ascii="Arial" w:eastAsia="Arial" w:hAnsi="Arial" w:cs="Arial"/>
                         <w:sz w:val="16"/>
                         <w:szCs w:val="16"/>
                       </w:rPr>
@@ -2043,7 +1271,7 @@
                     <w:proofErr w:type="spellEnd"/>
                     <w:r>
                       <w:rPr>
-                        <w:rFonts w:ascii="Tahoma" w:eastAsia="Arial" w:hAnsi="Tahoma" w:cs="Tahoma"/>
+                        <w:rFonts w:ascii="Arial" w:eastAsia="Arial" w:hAnsi="Arial" w:cs="Arial"/>
                         <w:sz w:val="16"/>
                         <w:szCs w:val="16"/>
                       </w:rPr>
@@ -2052,7 +1280,7 @@
                     <w:proofErr w:type="spellStart"/>
                     <w:r>
                       <w:rPr>
-                        <w:rFonts w:ascii="Tahoma" w:eastAsia="Arial" w:hAnsi="Tahoma" w:cs="Tahoma"/>
+                        <w:rFonts w:ascii="Arial" w:eastAsia="Arial" w:hAnsi="Arial" w:cs="Arial"/>
                         <w:sz w:val="16"/>
                         <w:szCs w:val="16"/>
                       </w:rPr>
@@ -2061,7 +1289,7 @@
                     <w:proofErr w:type="spellEnd"/>
                     <w:r>
                       <w:rPr>
-                        <w:rFonts w:ascii="Tahoma" w:eastAsia="Arial" w:hAnsi="Tahoma" w:cs="Tahoma"/>
+                        <w:rFonts w:ascii="Arial" w:eastAsia="Arial" w:hAnsi="Arial" w:cs="Arial"/>
                         <w:sz w:val="16"/>
                         <w:szCs w:val="16"/>
                       </w:rPr>
@@ -2072,34 +1300,57 @@
                   <w:p>
                     <w:pPr>
                       <w:spacing w:line="278" w:lineRule="auto"/>
-                      <w:ind w:right="40"/>
-                      <w:jc w:val="both"/>
+                      <w:ind w:left="720" w:right="40"/>
+                      <w:rPr>
+                        <w:rFonts w:ascii="Arial" w:eastAsia="Arial" w:hAnsi="Arial" w:cs="Arial"/>
+                        <w:sz w:val="18"/>
+                        <w:szCs w:val="18"/>
+                      </w:rPr>
+                    </w:pPr>
+                    <w:proofErr w:type="spellStart"/>
+                    <w:r>
                       <w:rPr>
                         <w:rFonts w:ascii="Arial" w:eastAsia="Arial" w:hAnsi="Arial" w:cs="Arial"/>
                         <w:sz w:val="16"/>
                         <w:szCs w:val="16"/>
                       </w:rPr>
-                    </w:pPr>
-                    <w:proofErr w:type="spellStart"/>
+                      <w:t>Gazipur</w:t>
+                    </w:r>
                     <w:proofErr w:type="gramStart"/>
                     <w:r>
                       <w:rPr>
-                        <w:rFonts w:ascii="Tahoma" w:eastAsia="Arial" w:hAnsi="Tahoma" w:cs="Tahoma"/>
+                        <w:rFonts w:ascii="Arial" w:eastAsia="Arial" w:hAnsi="Arial" w:cs="Arial"/>
                         <w:sz w:val="16"/>
                         <w:szCs w:val="16"/>
                       </w:rPr>
-                      <w:t>Gazipur</w:t>
+                      <w:t>,</w:t>
                     </w:r>
-                    <w:proofErr w:type="spellEnd"/>
                     <w:r>
                       <w:rPr>
-                        <w:rFonts w:ascii="Tahoma" w:eastAsia="Arial" w:hAnsi="Tahoma" w:cs="Tahoma"/>
+                        <w:rFonts w:ascii="Arial" w:eastAsia="Arial" w:hAnsi="Arial" w:cs="Arial"/>
                         <w:sz w:val="16"/>
                         <w:szCs w:val="16"/>
                       </w:rPr>
-                      <w:t>, Dhaka, Bangladesh.</w:t>
+                      <w:t>Dhaka,</w:t>
                     </w:r>
+                    <w:r>
+                      <w:rPr>
+                        <w:rFonts w:ascii="Arial" w:eastAsia="Arial" w:hAnsi="Arial" w:cs="Arial"/>
+                        <w:sz w:val="18"/>
+                        <w:szCs w:val="18"/>
+                      </w:rPr>
+                      <w:t>Bangladesh</w:t>
+                    </w:r>
+                    <w:proofErr w:type="spellEnd"/>
                     <w:proofErr w:type="gramEnd"/>
+                    <w:r>
+                      <w:rPr>
+                        <w:rFonts w:ascii="Arial" w:eastAsia="Arial" w:hAnsi="Arial" w:cs="Arial"/>
+                        <w:sz w:val="18"/>
+                        <w:szCs w:val="18"/>
+                      </w:rPr>
+                      <w:t>.</w:t>
+                    </w:r>
                   </w:p>
                   <w:p>
                     <w:pPr>
@@ -2132,17 +1383,6 @@
         </mc:Fallback>
       </mc:AlternateContent>
     </w:r>
-  </w:p>
-  <w:p>
-    <w:pPr>
-      <w:pStyle w:val="Header"/>
-      <w:tabs>
-        <w:tab w:val="clear" w:pos="4680"/>
-        <w:tab w:val="clear" w:pos="9360"/>
-        <w:tab w:val="left" w:pos="12397"/>
-      </w:tabs>
-      <w:ind w:left="-576"/>
-    </w:pPr>
     <w:r>
       <w:rPr>
         <w:noProof/>
@@ -2150,15 +1390,15 @@
       <mc:AlternateContent>
         <mc:Choice Requires="wps">
           <w:drawing>
-            <wp:anchor distT="45720" distB="45720" distL="114300" distR="114300" simplePos="0" relativeHeight="251662336" behindDoc="0" locked="0" layoutInCell="1" allowOverlap="1" wp14:anchorId="36C93E0E" wp14:editId="4750A602">
+            <wp:anchor distT="45720" distB="45720" distL="114300" distR="114300" simplePos="0" relativeHeight="251662336" behindDoc="0" locked="0" layoutInCell="1" allowOverlap="1" wp14:anchorId="36C93E0E" wp14:editId="27896078">
               <wp:simplePos x="0" y="0"/>
               <wp:positionH relativeFrom="margin">
-                <wp:posOffset>-333375</wp:posOffset>
+                <wp:posOffset>1734820</wp:posOffset>
               </wp:positionH>
               <wp:positionV relativeFrom="paragraph">
-                <wp:posOffset>1342390</wp:posOffset>
+                <wp:posOffset>421005</wp:posOffset>
               </wp:positionV>
-              <wp:extent cx="2264410" cy="294005"/>
+              <wp:extent cx="5318760" cy="294005"/>
               <wp:effectExtent l="0" t="0" r="0" b="0"/>
               <wp:wrapSquare wrapText="bothSides"/>
               <wp:docPr id="7" name="Text Box 2"/>
@@ -2174,7 +1414,7 @@
                     <wps:spPr bwMode="auto">
                       <a:xfrm>
                         <a:off x="0" y="0"/>
-                        <a:ext cx="2264410" cy="294005"/>
+                        <a:ext cx="5318760" cy="294005"/>
                       </a:xfrm>
                       <a:prstGeom prst="rect">
                         <a:avLst/>
@@ -2191,31 +1431,18 @@
                       <w:txbxContent>
                         <w:p>
                           <w:pPr>
-                            <w:rPr>
-                              <w:rFonts w:ascii="Tahoma" w:hAnsi="Tahoma" w:cs="Tahoma"/>
-                              <w:sz w:val="20"/>
-                              <w:szCs w:val="20"/>
-                              <w:u w:val="single"/>
-                            </w:rPr>
+                            <w:jc w:val="center"/>
                           </w:pPr>
                           <w:r>
                             <w:rPr>
-                              <w:rFonts w:ascii="Tahoma" w:hAnsi="Tahoma" w:cs="Tahoma"/>
+                              <w:rFonts w:ascii="Arial,Bold" w:hAnsi="Arial,Bold" w:cs="Arial,Bold"/>
                               <w:b/>
                               <w:bCs/>
-                              <w:sz w:val="20"/>
-                              <w:szCs w:val="20"/>
-                              <w:u w:val="single"/>
+                              <w:sz w:val="21"/>
+                              <w:szCs w:val="21"/>
                             </w:rPr>
-                            <w:t>STORE ISSUE SLIP / REQUEST</w:t>
+                            <w:t>Store Issue Slip / Request</w:t>
                           </w:r>
-                        </w:p>
-                        <w:p>
-                          <w:pPr>
-                            <w:rPr>
-                              <w:u w:val="single"/>
-                            </w:rPr>
-                          </w:pPr>
                         </w:p>
                         <w:p>
                           <w:pPr>
@@ -2241,40 +1468,23 @@
         </mc:Choice>
         <mc:Fallback>
           <w:pict>
-            <v:shapetype id="_x0000_t202" coordsize="21600,21600" o:spt="202" path="m,l,21600r21600,l21600,xe">
-              <v:stroke joinstyle="miter"/>
-              <v:path gradientshapeok="t" o:connecttype="rect"/>
-            </v:shapetype>
-            <v:shape id="_x0000_s1028" type="#_x0000_t202" style="position:absolute;left:0;text-align:left;margin-left:-26.25pt;margin-top:105.7pt;width:178.3pt;height:23.15pt;z-index:251662336;visibility:visible;mso-wrap-style:square;mso-width-percent:0;mso-height-percent:0;mso-wrap-distance-left:9pt;mso-wrap-distance-top:3.6pt;mso-wrap-distance-right:9pt;mso-wrap-distance-bottom:3.6pt;mso-position-horizontal:absolute;mso-position-horizontal-relative:margin;mso-position-vertical:absolute;mso-position-vertical-relative:text;mso-width-percent:0;mso-height-percent:0;mso-width-relative:margin;mso-height-relative:margin;v-text-anchor:top" o:gfxdata="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" filled="f" stroked="f">
+            <v:shape id="_x0000_s1027" type="#_x0000_t202" style="position:absolute;margin-left:136.6pt;margin-top:33.15pt;width:418.8pt;height:23.15pt;z-index:251662336;visibility:visible;mso-wrap-style:square;mso-width-percent:0;mso-height-percent:0;mso-wrap-distance-left:9pt;mso-wrap-distance-top:3.6pt;mso-wrap-distance-right:9pt;mso-wrap-distance-bottom:3.6pt;mso-position-horizontal:absolute;mso-position-horizontal-relative:margin;mso-position-vertical:absolute;mso-position-vertical-relative:text;mso-width-percent:0;mso-height-percent:0;mso-width-relative:margin;mso-height-relative:margin;v-text-anchor:top" o:gfxdata="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" filled="f" stroked="f">
               <v:textbox>
                 <w:txbxContent>
                   <w:p>
                     <w:pPr>
-                      <w:rPr>
-                        <w:rFonts w:ascii="Tahoma" w:hAnsi="Tahoma" w:cs="Tahoma"/>
-                        <w:sz w:val="20"/>
-                        <w:szCs w:val="20"/>
-                        <w:u w:val="single"/>
-                      </w:rPr>
+                      <w:jc w:val="center"/>
                     </w:pPr>
                     <w:r>
                       <w:rPr>
-                        <w:rFonts w:ascii="Tahoma" w:hAnsi="Tahoma" w:cs="Tahoma"/>
+                        <w:rFonts w:ascii="Arial,Bold" w:hAnsi="Arial,Bold" w:cs="Arial,Bold"/>
                         <w:b/>
                         <w:bCs/>
-                        <w:sz w:val="20"/>
-                        <w:szCs w:val="20"/>
-                        <w:u w:val="single"/>
+                        <w:sz w:val="21"/>
+                        <w:szCs w:val="21"/>
                       </w:rPr>
-                      <w:t>STORE ISSUE SLIP / REQUEST</w:t>
+                      <w:t>Store Issue Slip / Request</w:t>
                     </w:r>
-                  </w:p>
-                  <w:p>
-                    <w:pPr>
-                      <w:rPr>
-                        <w:u w:val="single"/>
-                      </w:rPr>
-                    </w:pPr>
                   </w:p>
                   <w:p>
                     <w:pPr>
@@ -2294,9 +1504,9 @@
         <w:noProof/>
       </w:rPr>
       <w:drawing>
-        <wp:inline distT="0" distB="0" distL="0" distR="0" wp14:anchorId="45FB8361" wp14:editId="198156AB">
-          <wp:extent cx="2105246" cy="627321"/>
-          <wp:effectExtent l="0" t="0" r="0" b="1905"/>
+        <wp:inline distT="0" distB="0" distL="0" distR="0" wp14:anchorId="4DDD6ABB" wp14:editId="17A9E200">
+          <wp:extent cx="1375380" cy="556591"/>
+          <wp:effectExtent l="0" t="0" r="0" b="0"/>
           <wp:docPr id="2" name="Picture 2"/>
           <wp:cNvGraphicFramePr>
             <a:graphicFrameLocks xmlns:a="http://schemas.openxmlformats.org/drawingml/2006/main" noChangeAspect="1"/>
@@ -2323,7 +1533,7 @@
                 <pic:spPr>
                   <a:xfrm>
                     <a:off x="0" y="0"/>
-                    <a:ext cx="2120009" cy="631720"/>
+                    <a:ext cx="1375822" cy="556770"/>
                   </a:xfrm>
                   <a:prstGeom prst="rect">
                     <a:avLst/>
@@ -2338,6 +1548,18 @@
     <w:r>
       <w:tab/>
     </w:r>
+    <w:bookmarkStart w:id="0" w:name="_GoBack"/>
+    <w:bookmarkEnd w:id="0"/>
+  </w:p>
+</w:hdr>
+</file>
+
+<file path=word/header3.xml><?xml version="1.0" encoding="utf-8"?>
+<w:hdr xmlns:wpc="http://schemas.microsoft.com/office/word/2010/wordprocessingCanvas" xmlns:mc="http://schemas.openxmlformats.org/markup-compatibility/2006" xmlns:o="urn:schemas-microsoft-com:office:office" xmlns:r="http://schemas.openxmlformats.org/officeDocument/2006/relationships" xmlns:m="http://schemas.openxmlformats.org/officeDocument/2006/math" xmlns:v="urn:schemas-microsoft-com:vml" xmlns:wp14="http://schemas.microsoft.com/office/word/2010/wordprocessingDrawing" xmlns:wp="http://schemas.openxmlformats.org/drawingml/2006/wordprocessingDrawing" xmlns:w10="urn:schemas-microsoft-com:office:word" xmlns:w="http://schemas.openxmlformats.org/wordprocessingml/2006/main" xmlns:w14="http://schemas.microsoft.com/office/word/2010/wordml" xmlns:wpg="http://schemas.microsoft.com/office/word/2010/wordprocessingGroup" xmlns:wpi="http://schemas.microsoft.com/office/word/2010/wordprocessingInk" xmlns:wne="http://schemas.microsoft.com/office/word/2006/wordml" xmlns:wps="http://schemas.microsoft.com/office/word/2010/wordprocessingShape" mc:Ignorable="w14 wp14">
+  <w:p>
+    <w:pPr>
+      <w:pStyle w:val="Header"/>
+    </w:pPr>
   </w:p>
 </w:hdr>
 </file>
@@ -2612,7 +1834,11 @@
         <w:lang w:val="en-US" w:eastAsia="en-US" w:bidi="ar-SA"/>
       </w:rPr>
     </w:rPrDefault>
-    <w:pPrDefault/>
+    <w:pPrDefault>
+      <w:pPr>
+        <w:spacing w:after="160" w:line="259" w:lineRule="auto"/>
+      </w:pPr>
+    </w:pPrDefault>
   </w:docDefaults>
   <w:latentStyles w:defLockedState="0" w:defUIPriority="99" w:defSemiHidden="1" w:defUnhideWhenUsed="1" w:defQFormat="0" w:count="267">
     <w:lsdException w:name="Normal" w:semiHidden="0" w:uiPriority="0" w:unhideWhenUsed="0" w:qFormat="1"/>
@@ -2788,6 +2014,9 @@
     <w:name w:val="Table Grid"/>
     <w:basedOn w:val="TableNormal"/>
     <w:rsid w:val="00E11788"/>
+    <w:pPr>
+      <w:spacing w:after="0" w:line="240" w:lineRule="auto"/>
+    </w:pPr>
     <w:tblPr>
       <w:tblBorders>
         <w:top w:val="single" w:sz="4" w:space="0" w:color="auto"/>
@@ -2811,6 +2040,7 @@
         <w:tab w:val="center" w:pos="4680"/>
         <w:tab w:val="right" w:pos="9360"/>
       </w:tabs>
+      <w:spacing w:after="0" w:line="240" w:lineRule="auto"/>
     </w:pPr>
   </w:style>
   <w:style w:type="character" w:customStyle="1" w:styleId="HeaderChar">
@@ -2832,6 +2062,7 @@
         <w:tab w:val="center" w:pos="4680"/>
         <w:tab w:val="right" w:pos="9360"/>
       </w:tabs>
+      <w:spacing w:after="0" w:line="240" w:lineRule="auto"/>
     </w:pPr>
   </w:style>
   <w:style w:type="character" w:customStyle="1" w:styleId="FooterChar">
@@ -2861,6 +2092,9 @@
     <w:semiHidden/>
     <w:unhideWhenUsed/>
     <w:rsid w:val="0025478F"/>
+    <w:pPr>
+      <w:spacing w:line="240" w:lineRule="auto"/>
+    </w:pPr>
     <w:rPr>
       <w:sz w:val="20"/>
       <w:szCs w:val="20"/>
@@ -2914,6 +2148,9 @@
     <w:semiHidden/>
     <w:unhideWhenUsed/>
     <w:rsid w:val="0025478F"/>
+    <w:pPr>
+      <w:spacing w:after="0" w:line="240" w:lineRule="auto"/>
+    </w:pPr>
     <w:rPr>
       <w:rFonts w:ascii="Segoe UI" w:hAnsi="Segoe UI" w:cs="Segoe UI"/>
       <w:sz w:val="18"/>
@@ -2997,7 +2234,11 @@
         <w:lang w:val="en-US" w:eastAsia="en-US" w:bidi="ar-SA"/>
       </w:rPr>
     </w:rPrDefault>
-    <w:pPrDefault/>
+    <w:pPrDefault>
+      <w:pPr>
+        <w:spacing w:after="160" w:line="259" w:lineRule="auto"/>
+      </w:pPr>
+    </w:pPrDefault>
   </w:docDefaults>
   <w:latentStyles w:defLockedState="0" w:defUIPriority="99" w:defSemiHidden="1" w:defUnhideWhenUsed="1" w:defQFormat="0" w:count="267">
     <w:lsdException w:name="Normal" w:semiHidden="0" w:uiPriority="0" w:unhideWhenUsed="0" w:qFormat="1"/>
@@ -3173,6 +2414,9 @@
     <w:name w:val="Table Grid"/>
     <w:basedOn w:val="TableNormal"/>
     <w:rsid w:val="00E11788"/>
+    <w:pPr>
+      <w:spacing w:after="0" w:line="240" w:lineRule="auto"/>
+    </w:pPr>
     <w:tblPr>
       <w:tblBorders>
         <w:top w:val="single" w:sz="4" w:space="0" w:color="auto"/>
@@ -3196,6 +2440,7 @@
         <w:tab w:val="center" w:pos="4680"/>
         <w:tab w:val="right" w:pos="9360"/>
       </w:tabs>
+      <w:spacing w:after="0" w:line="240" w:lineRule="auto"/>
     </w:pPr>
   </w:style>
   <w:style w:type="character" w:customStyle="1" w:styleId="HeaderChar">
@@ -3217,6 +2462,7 @@
         <w:tab w:val="center" w:pos="4680"/>
         <w:tab w:val="right" w:pos="9360"/>
       </w:tabs>
+      <w:spacing w:after="0" w:line="240" w:lineRule="auto"/>
     </w:pPr>
   </w:style>
   <w:style w:type="character" w:customStyle="1" w:styleId="FooterChar">
@@ -3246,6 +2492,9 @@
     <w:semiHidden/>
     <w:unhideWhenUsed/>
     <w:rsid w:val="0025478F"/>
+    <w:pPr>
+      <w:spacing w:line="240" w:lineRule="auto"/>
+    </w:pPr>
     <w:rPr>
       <w:sz w:val="20"/>
       <w:szCs w:val="20"/>
@@ -3299,6 +2548,9 @@
     <w:semiHidden/>
     <w:unhideWhenUsed/>
     <w:rsid w:val="0025478F"/>
+    <w:pPr>
+      <w:spacing w:after="0" w:line="240" w:lineRule="auto"/>
+    </w:pPr>
     <w:rPr>
       <w:rFonts w:ascii="Segoe UI" w:hAnsi="Segoe UI" w:cs="Segoe UI"/>
       <w:sz w:val="18"/>
@@ -3671,7 +2923,7 @@
 </file>
 
 <file path=customXml/itemProps1.xml><?xml version="1.0" encoding="utf-8"?>
-<ds:datastoreItem xmlns:ds="http://schemas.openxmlformats.org/officeDocument/2006/customXml" ds:itemID="{A437934E-9D05-4730-AB3C-0C2713654892}">
+<ds:datastoreItem xmlns:ds="http://schemas.openxmlformats.org/officeDocument/2006/customXml" ds:itemID="{B83EDAAA-6DE3-46B5-A7E8-2B34526AFB7D}">
   <ds:schemaRefs>
     <ds:schemaRef ds:uri="http://schemas.openxmlformats.org/officeDocument/2006/bibliography"/>
   </ds:schemaRefs>
